--- a/lessons/7-3/downloads/7-3-notes-teacher.docx
+++ b/lessons/7-3/downloads/7-3-notes-teacher.docx
@@ -14,7 +14,7 @@
           <w:sz w:val="18"/>
           <w:szCs w:val="18"/>
         </w:rPr>
-        <w:t xml:space="preserve">UNIT 7  ·  LESSON 3      STANDARD 6.EE.7</w:t>
+        <w:t xml:space="preserve">UNIT 7  ·  LESSON 3      STANDARD 6.AT.8</w:t>
       </w:r>
     </w:p>
     <w:p>
@@ -2487,7 +2487,7 @@
           <w:sz w:val="19"/>
           <w:szCs w:val="19"/>
         </w:rPr>
-        <w:t xml:space="preserve">Inverse operation,  Multiply,  Divide,  Isolate</w:t>
+        <w:t xml:space="preserve">inverse operation,  multiply,  divide,  isolate</w:t>
       </w:r>
     </w:p>
     <w:p>
@@ -2549,6 +2549,32 @@
           <w:szCs w:val="19"/>
         </w:rPr>
         <w:t xml:space="preserve">Solve each problem. Show your thinking in the work box.</w:t>
+      </w:r>
+    </w:p>
+    <w:p>
+      <w:pPr>
+        <w:pStyle w:val="Heading2"/>
+        <w:spacing w:after="80" w:before="180"/>
+      </w:pPr>
+      <w:r>
+        <w:rPr>
+          <w:b/>
+          <w:bCs/>
+          <w:color w:val="12355B"/>
+          <w:sz w:val="24"/>
+          <w:szCs w:val="24"/>
+        </w:rPr>
+        <w:t xml:space="preserve">Level 1 Support</w:t>
+      </w:r>
+      <w:r>
+        <w:rPr>
+          <w:i/>
+          <w:iCs/>
+          <w:color w:val="1FA6A2"/>
+          <w:sz w:val="19"/>
+          <w:szCs w:val="19"/>
+        </w:rPr>
+        <w:t xml:space="preserve">   extra scaffolding</w:t>
       </w:r>
     </w:p>
     <w:p>
@@ -2813,6 +2839,32 @@
     </w:tbl>
     <w:p>
       <w:pPr>
+        <w:pStyle w:val="Heading2"/>
+        <w:spacing w:after="80" w:before="180"/>
+      </w:pPr>
+      <w:r>
+        <w:rPr>
+          <w:b/>
+          <w:bCs/>
+          <w:color w:val="12355B"/>
+          <w:sz w:val="24"/>
+          <w:szCs w:val="24"/>
+        </w:rPr>
+        <w:t xml:space="preserve">On Level</w:t>
+      </w:r>
+      <w:r>
+        <w:rPr>
+          <w:i/>
+          <w:iCs/>
+          <w:color w:val="12355B"/>
+          <w:sz w:val="19"/>
+          <w:szCs w:val="19"/>
+        </w:rPr>
+        <w:t xml:space="preserve">   grade-level practice</w:t>
+      </w:r>
+    </w:p>
+    <w:p>
+      <w:pPr>
         <w:keepNext/>
         <w:spacing w:after="60" w:before="160"/>
       </w:pPr>
@@ -2943,136 +2995,6 @@
     </w:tbl>
     <w:p>
       <w:pPr>
-        <w:keepNext/>
-        <w:spacing w:after="60" w:before="160"/>
-      </w:pPr>
-      <w:r>
-        <w:rPr>
-          <w:b/>
-          <w:bCs/>
-          <w:color w:val="12355B"/>
-          <w:sz w:val="22"/>
-          <w:szCs w:val="22"/>
-        </w:rPr>
-        <w:t xml:space="preserve">4.  </w:t>
-      </w:r>
-      <w:r>
-        <w:rPr>
-          <w:b/>
-          <w:bCs/>
-          <w:sz w:val="21"/>
-          <w:szCs w:val="21"/>
-        </w:rPr>
-        <w:t xml:space="preserve">Vault A is sealed with 4x = 32. Crack the lock: what is x?</w:t>
-      </w:r>
-    </w:p>
-    <w:p>
-      <w:pPr>
-        <w:spacing w:after="40"/>
-        <w:ind w:left="420"/>
-      </w:pPr>
-      <w:r>
-        <w:rPr>
-          <w:sz w:val="20"/>
-          <w:szCs w:val="20"/>
-        </w:rPr>
-        <w:t xml:space="preserve">A)  x = 8</w:t>
-      </w:r>
-    </w:p>
-    <w:p>
-      <w:pPr>
-        <w:spacing w:after="40"/>
-        <w:ind w:left="420"/>
-      </w:pPr>
-      <w:r>
-        <w:rPr>
-          <w:sz w:val="20"/>
-          <w:szCs w:val="20"/>
-        </w:rPr>
-        <w:t xml:space="preserve">B)  x = 128</w:t>
-      </w:r>
-    </w:p>
-    <w:p>
-      <w:pPr>
-        <w:spacing w:after="40"/>
-        <w:ind w:left="420"/>
-      </w:pPr>
-      <w:r>
-        <w:rPr>
-          <w:sz w:val="20"/>
-          <w:szCs w:val="20"/>
-        </w:rPr>
-        <w:t xml:space="preserve">C)  x = 28</w:t>
-      </w:r>
-    </w:p>
-    <w:p>
-      <w:pPr>
-        <w:spacing w:after="40"/>
-        <w:ind w:left="420"/>
-      </w:pPr>
-      <w:r>
-        <w:rPr>
-          <w:sz w:val="20"/>
-          <w:szCs w:val="20"/>
-        </w:rPr>
-        <w:t xml:space="preserve">D)  x = 36</w:t>
-      </w:r>
-    </w:p>
-    <w:p>
-      <w:pPr>
-        <w:spacing w:after="20"/>
-      </w:pPr>
-      <w:r>
-        <w:t xml:space="preserve"/>
-      </w:r>
-    </w:p>
-    <w:tbl>
-      <w:tblPr>
-        <w:tblW w:type="pct" w:w="100%"/>
-        <w:tblBorders>
-          <w:top w:val="single" w:color="C7D2DD" w:sz="6"/>
-          <w:left w:val="single" w:color="C7D2DD" w:sz="6"/>
-          <w:bottom w:val="single" w:color="C7D2DD" w:sz="6"/>
-          <w:right w:val="single" w:color="C7D2DD" w:sz="6"/>
-          <w:insideH w:val="single" w:color="auto" w:sz="4"/>
-          <w:insideV w:val="single" w:color="auto" w:sz="4"/>
-        </w:tblBorders>
-      </w:tblPr>
-      <w:tblGrid>
-        <w:gridCol w:w="100"/>
-      </w:tblGrid>
-      <w:tr>
-        <w:tc>
-          <w:tcPr>
-            <w:shd w:fill="FBF3E2" w:color="auto" w:val="clear"/>
-            <w:tcMar>
-              <w:top w:type="dxa" w:w="60"/>
-              <w:left w:type="dxa" w:w="120"/>
-              <w:bottom w:type="dxa" w:w="60"/>
-              <w:right w:type="dxa" w:w="120"/>
-            </w:tcMar>
-          </w:tcPr>
-          <w:p>
-            <w:pPr>
-              <w:spacing w:after="0" w:line="320"/>
-            </w:pPr>
-            <w:r>
-              <w:t xml:space="preserve"/>
-            </w:r>
-          </w:p>
-          <w:p>
-            <w:pPr>
-              <w:spacing w:after="0" w:line="320"/>
-            </w:pPr>
-            <w:r>
-              <w:t xml:space="preserve"/>
-            </w:r>
-          </w:p>
-        </w:tc>
-      </w:tr>
-    </w:tbl>
-    <w:p>
-      <w:pPr>
         <w:pStyle w:val="Heading1"/>
         <w:pageBreakBefore/>
         <w:pBdr>
@@ -3441,23 +3363,17 @@
     </w:p>
     <w:p>
       <w:pPr>
-        <w:spacing w:after="80"/>
-      </w:pPr>
-      <w:r>
-        <w:rPr>
-          <w:b/>
-          <w:bCs/>
-          <w:sz w:val="21"/>
-          <w:szCs w:val="21"/>
-        </w:rPr>
-        <w:t xml:space="preserve">1.  </w:t>
-      </w:r>
-      <w:r>
-        <w:rPr>
-          <w:sz w:val="21"/>
-          <w:szCs w:val="21"/>
-        </w:rPr>
-        <w:t xml:space="preserve">A)  m = 7</w:t>
+        <w:spacing w:after="100"/>
+      </w:pPr>
+      <w:r>
+        <w:rPr>
+          <w:b/>
+          <w:bCs/>
+          <w:color w:val="B97A12"/>
+          <w:sz w:val="20"/>
+          <w:szCs w:val="20"/>
+        </w:rPr>
+        <w:t xml:space="preserve">Watch for this mistake:  </w:t>
       </w:r>
       <w:r>
         <w:rPr>
@@ -3467,7 +3383,23 @@
           <w:sz w:val="19"/>
           <w:szCs w:val="19"/>
         </w:rPr>
-        <w:t xml:space="preserve">  — Divide both sides by 9: m = 63 ÷ 9 = 7. Check: 9 × 7 = 63 ✓</w:t>
+        <w:t xml:space="preserve">A common mistake in Solve Multiplication and Division Equations is applying the SAME operation again instead of the inverse — for example, seeing 6x = 42 and multiplying both sides by 6 to get x = 252, instead of dividing by 6 to get x = 7. Before you submit, ask: did I use the OPPOSITE operation shown in the equation, and did I apply it to both sides?</w:t>
+      </w:r>
+    </w:p>
+    <w:p>
+      <w:pPr>
+        <w:pStyle w:val="Heading2"/>
+        <w:spacing w:after="80" w:before="180"/>
+      </w:pPr>
+      <w:r>
+        <w:rPr>
+          <w:b/>
+          <w:bCs/>
+          <w:color w:val="12355B"/>
+          <w:sz w:val="24"/>
+          <w:szCs w:val="24"/>
+        </w:rPr>
+        <w:t xml:space="preserve">Level 1 Support</w:t>
       </w:r>
     </w:p>
     <w:p>
@@ -3481,14 +3413,14 @@
           <w:sz w:val="21"/>
           <w:szCs w:val="21"/>
         </w:rPr>
-        <w:t xml:space="preserve">2.  </w:t>
-      </w:r>
-      <w:r>
-        <w:rPr>
-          <w:sz w:val="21"/>
-          <w:szCs w:val="21"/>
-        </w:rPr>
-        <w:t xml:space="preserve">A)  y = 35</w:t>
+        <w:t xml:space="preserve">1.  </w:t>
+      </w:r>
+      <w:r>
+        <w:rPr>
+          <w:sz w:val="21"/>
+          <w:szCs w:val="21"/>
+        </w:rPr>
+        <w:t xml:space="preserve">A)  m = 7</w:t>
       </w:r>
       <w:r>
         <w:rPr>
@@ -3498,7 +3430,7 @@
           <w:sz w:val="19"/>
           <w:szCs w:val="19"/>
         </w:rPr>
-        <w:t xml:space="preserve">  — Multiply both sides by 7: y = 5 × 7 = 35. Check: 35 / 7 = 5 ✓</w:t>
+        <w:t xml:space="preserve">  — Divide both sides by 9: m = 63 ÷ 9 = 7. Check: 9 × 7 = 63 ✓</w:t>
       </w:r>
     </w:p>
     <w:p>
@@ -3512,14 +3444,14 @@
           <w:sz w:val="21"/>
           <w:szCs w:val="21"/>
         </w:rPr>
-        <w:t xml:space="preserve">3.  </w:t>
-      </w:r>
-      <w:r>
-        <w:rPr>
-          <w:sz w:val="21"/>
-          <w:szCs w:val="21"/>
-        </w:rPr>
-        <w:t xml:space="preserve">A)  c = 6</w:t>
+        <w:t xml:space="preserve">2.  </w:t>
+      </w:r>
+      <w:r>
+        <w:rPr>
+          <w:sz w:val="21"/>
+          <w:szCs w:val="21"/>
+        </w:rPr>
+        <w:t xml:space="preserve">A)  y = 35</w:t>
       </w:r>
       <w:r>
         <w:rPr>
@@ -3529,7 +3461,23 @@
           <w:sz w:val="19"/>
           <w:szCs w:val="19"/>
         </w:rPr>
-        <w:t xml:space="preserve">  — Divide both sides by 9: c = 54 ÷ 9 = 6 clues per file.</w:t>
+        <w:t xml:space="preserve">  — Multiply both sides by 7: y = 5 × 7 = 35. Check: 35 / 7 = 5 ✓</w:t>
+      </w:r>
+    </w:p>
+    <w:p>
+      <w:pPr>
+        <w:pStyle w:val="Heading2"/>
+        <w:spacing w:after="80" w:before="180"/>
+      </w:pPr>
+      <w:r>
+        <w:rPr>
+          <w:b/>
+          <w:bCs/>
+          <w:color w:val="12355B"/>
+          <w:sz w:val="24"/>
+          <w:szCs w:val="24"/>
+        </w:rPr>
+        <w:t xml:space="preserve">On Level</w:t>
       </w:r>
     </w:p>
     <w:p>
@@ -3543,14 +3491,14 @@
           <w:sz w:val="21"/>
           <w:szCs w:val="21"/>
         </w:rPr>
-        <w:t xml:space="preserve">4.  </w:t>
-      </w:r>
-      <w:r>
-        <w:rPr>
-          <w:sz w:val="21"/>
-          <w:szCs w:val="21"/>
-        </w:rPr>
-        <w:t xml:space="preserve">A)  x = 8</w:t>
+        <w:t xml:space="preserve">3.  </w:t>
+      </w:r>
+      <w:r>
+        <w:rPr>
+          <w:sz w:val="21"/>
+          <w:szCs w:val="21"/>
+        </w:rPr>
+        <w:t xml:space="preserve">A)  c = 6</w:t>
       </w:r>
       <w:r>
         <w:rPr>
@@ -3560,7 +3508,7 @@
           <w:sz w:val="19"/>
           <w:szCs w:val="19"/>
         </w:rPr>
-        <w:t xml:space="preserve">  — The 4 is multiplying x, so divide both sides by 4: x = 32 / 4 = 8. Check: 4 x 8 = 32.</w:t>
+        <w:t xml:space="preserve">  — Divide both sides by 9: c = 54 ÷ 9 = 6 clues per file.</w:t>
       </w:r>
     </w:p>
     <w:p>

--- a/lessons/7-3/downloads/7-3-notes-teacher.docx
+++ b/lessons/7-3/downloads/7-3-notes-teacher.docx
@@ -1423,7 +1423,22 @@
           <w:sz w:val="30"/>
           <w:szCs w:val="30"/>
         </w:rPr>
-        <w:t xml:space="preserve">Worked Example</w:t>
+        <w:t xml:space="preserve">Write About the Math</w:t>
+      </w:r>
+    </w:p>
+    <w:p>
+      <w:pPr>
+        <w:spacing w:after="100"/>
+      </w:pPr>
+      <w:r>
+        <w:rPr>
+          <w:i/>
+          <w:iCs/>
+          <w:color w:val="5F6F80"/>
+          <w:sz w:val="19"/>
+          <w:szCs w:val="19"/>
+        </w:rPr>
+        <w:t xml:space="preserve">Use the support level you need. Every level answers the same math question.</w:t>
       </w:r>
     </w:p>
     <w:p>
@@ -1439,17 +1454,17 @@
           <w:sz w:val="24"/>
           <w:szCs w:val="24"/>
         </w:rPr>
-        <w:t xml:space="preserve">Watch &amp; Read</w:t>
+        <w:t xml:space="preserve">1. Understand the Question</w:t>
       </w:r>
       <w:r>
         <w:rPr>
           <w:i/>
           <w:iCs/>
-          <w:color w:val="1FA6A2"/>
+          <w:color w:val="B97A12"/>
           <w:sz w:val="19"/>
           <w:szCs w:val="19"/>
         </w:rPr>
-        <w:t xml:space="preserve">   I Do — follow along with your teacher</w:t>
+        <w:t xml:space="preserve">   explain</w:t>
       </w:r>
     </w:p>
     <w:tbl>
@@ -1484,25 +1499,44 @@
             </w:pPr>
             <w:r>
               <w:rPr>
+                <w:color w:val="1A2733"/>
+                <w:sz w:val="21"/>
+                <w:szCs w:val="21"/>
+              </w:rPr>
+              <w:t xml:space="preserve">How did you undo the multiplication in 3x = 21 (or the division in x / 4 = 9) to isolate the variable?</w:t>
+            </w:r>
+          </w:p>
+          <w:p>
+            <w:pPr>
+              <w:spacing w:after="0"/>
+            </w:pPr>
+            <w:r>
+              <w:rPr>
                 <w:b/>
                 <w:bCs/>
                 <w:color w:val="12355B"/>
-                <w:sz w:val="22"/>
-                <w:szCs w:val="22"/>
-              </w:rPr>
-              <w:t xml:space="preserve">Case File: The Multiplied Evidence</w:t>
-            </w:r>
-          </w:p>
-          <w:p>
-            <w:pPr>
-              <w:spacing w:after="0"/>
-            </w:pPr>
-            <w:r>
-              <w:rPr>
-                <w:sz w:val="21"/>
-                <w:szCs w:val="21"/>
-              </w:rPr>
-              <w:t xml:space="preserve">Detective Park discovered that 3 identical locked boxes contain a total of 21 pieces of evidence. She writes the equation 3x = 21 to find how many pieces are in each box. How can she solve for x?</w:t>
+                <w:sz w:val="20"/>
+                <w:szCs w:val="20"/>
+              </w:rPr>
+              <w:t xml:space="preserve">Your job:  </w:t>
+            </w:r>
+            <w:r>
+              <w:rPr>
+                <w:sz w:val="20"/>
+                <w:szCs w:val="20"/>
+              </w:rPr>
+              <w:t xml:space="preserve">Answer the question. Use math evidence. Explain how the evidence proves your answer.</w:t>
+            </w:r>
+            <w:r>
+              <w:rPr>
+                <w:i/>
+                <w:iCs/>
+                <w:color w:val="5F6F80"/>
+                <w:sz w:val="18"/>
+                <w:szCs w:val="18"/>
+              </w:rPr>
+              <w:br/>
+              <w:t xml:space="preserve">Responde la pregunta. Usa evidencia matemática. Explica cómo la evidencia demuestra tu respuesta.</w:t>
             </w:r>
           </w:p>
         </w:tc>
@@ -1510,94 +1544,6 @@
     </w:tbl>
     <w:p>
       <w:pPr>
-        <w:spacing w:after="80"/>
-      </w:pPr>
-      <w:r>
-        <w:t xml:space="preserve"/>
-      </w:r>
-    </w:p>
-    <w:p>
-      <w:pPr>
-        <w:spacing w:after="50" w:before="60"/>
-      </w:pPr>
-      <w:r>
-        <w:rPr>
-          <w:b/>
-          <w:bCs/>
-          <w:color w:val="12355B"/>
-          <w:sz w:val="21"/>
-          <w:szCs w:val="21"/>
-        </w:rPr>
-        <w:t xml:space="preserve">Think about:</w:t>
-      </w:r>
-    </w:p>
-    <w:p>
-      <w:pPr>
-        <w:spacing w:after="40"/>
-        <w:ind w:left="300"/>
-      </w:pPr>
-      <w:r>
-        <w:rPr>
-          <w:sz w:val="20"/>
-          <w:szCs w:val="20"/>
-        </w:rPr>
-        <w:t xml:space="preserve">•  What does the 3 represent in the equation?</w:t>
-      </w:r>
-    </w:p>
-    <w:p>
-      <w:pPr>
-        <w:spacing w:after="40"/>
-        <w:ind w:left="300"/>
-      </w:pPr>
-      <w:r>
-        <w:rPr>
-          <w:sz w:val="20"/>
-          <w:szCs w:val="20"/>
-        </w:rPr>
-        <w:t xml:space="preserve">•  What does x represent?</w:t>
-      </w:r>
-    </w:p>
-    <w:p>
-      <w:pPr>
-        <w:spacing w:after="40"/>
-        <w:ind w:left="300"/>
-      </w:pPr>
-      <w:r>
-        <w:rPr>
-          <w:sz w:val="20"/>
-          <w:szCs w:val="20"/>
-        </w:rPr>
-        <w:t xml:space="preserve">•  What operation connects 3 and x?</w:t>
-      </w:r>
-    </w:p>
-    <w:p>
-      <w:pPr>
-        <w:spacing w:after="40"/>
-        <w:ind w:left="300"/>
-      </w:pPr>
-      <w:r>
-        <w:rPr>
-          <w:sz w:val="20"/>
-          <w:szCs w:val="20"/>
-        </w:rPr>
-        <w:t xml:space="preserve">•  What if there were 5 boxes instead of 3?</w:t>
-      </w:r>
-    </w:p>
-    <w:p>
-      <w:pPr>
-        <w:spacing w:after="40"/>
-        <w:ind w:left="300"/>
-      </w:pPr>
-      <w:r>
-        <w:rPr>
-          <w:sz w:val="20"/>
-          <w:szCs w:val="20"/>
-        </w:rPr>
-        <w:t xml:space="preserve">•  How is solving 3x = 21 different from solving x + 3 = 21?</w:t>
-      </w:r>
-    </w:p>
-    <w:p>
-      <w:pPr>
         <w:pStyle w:val="Heading2"/>
         <w:spacing w:after="80" w:before="180"/>
       </w:pPr>
@@ -1609,7 +1555,7 @@
           <w:sz w:val="24"/>
           <w:szCs w:val="24"/>
         </w:rPr>
-        <w:t xml:space="preserve">Solved Example</w:t>
+        <w:t xml:space="preserve">2. Plan Your Math Words</w:t>
       </w:r>
       <w:r>
         <w:rPr>
@@ -1619,172 +1565,299 @@
           <w:sz w:val="19"/>
           <w:szCs w:val="19"/>
         </w:rPr>
-        <w:t xml:space="preserve">   I Do — watch each step</w:t>
-      </w:r>
-    </w:p>
-    <w:p>
-      <w:pPr>
-        <w:keepNext/>
-        <w:spacing w:after="40"/>
-      </w:pPr>
-      <w:r>
-        <w:rPr>
-          <w:b/>
-          <w:bCs/>
-          <w:color w:val="12355B"/>
-          <w:sz w:val="21"/>
-          <w:szCs w:val="21"/>
-        </w:rPr>
-        <w:t xml:space="preserve">Problem:  </w:t>
-      </w:r>
-      <w:r>
-        <w:rPr>
-          <w:sz w:val="21"/>
-          <w:szCs w:val="21"/>
-        </w:rPr>
-        <w:t xml:space="preserve">Solve: 6x = 42</w:t>
-      </w:r>
-    </w:p>
-    <w:p>
-      <w:pPr>
-        <w:spacing w:after="30"/>
-        <w:ind w:left="420"/>
-      </w:pPr>
-      <w:r>
-        <w:rPr>
+        <w:t xml:space="preserve">   check at least two</w:t>
+      </w:r>
+    </w:p>
+    <w:p>
+      <w:pPr>
+        <w:spacing w:after="60"/>
+      </w:pPr>
+      <w:r>
+        <w:rPr>
+          <w:b/>
+          <w:bCs/>
+          <w:color w:val="1FA6A2"/>
+          <w:sz w:val="22"/>
+          <w:szCs w:val="22"/>
+        </w:rPr>
+        <w:t xml:space="preserve">☐  </w:t>
+      </w:r>
+      <w:r>
+        <w:rPr>
+          <w:b/>
+          <w:bCs/>
+          <w:color w:val="12355B"/>
           <w:sz w:val="20"/>
           <w:szCs w:val="20"/>
         </w:rPr>
-        <w:t xml:space="preserve">A)  x = 7</w:t>
-      </w:r>
-    </w:p>
-    <w:p>
-      <w:pPr>
-        <w:spacing w:after="30"/>
-        <w:ind w:left="420"/>
-      </w:pPr>
+        <w:t xml:space="preserve">Inverse operation — </w:t>
+      </w:r>
       <w:r>
         <w:rPr>
           <w:sz w:val="20"/>
           <w:szCs w:val="20"/>
         </w:rPr>
-        <w:t xml:space="preserve">B)  x = 48</w:t>
-      </w:r>
-    </w:p>
-    <w:p>
-      <w:pPr>
-        <w:spacing w:after="30"/>
-        <w:ind w:left="420"/>
-      </w:pPr>
-      <w:r>
-        <w:rPr>
+        <w:t xml:space="preserve">Two math actions that undo each other, like × and ÷.</w:t>
+      </w:r>
+      <w:r>
+        <w:rPr>
+          <w:i/>
+          <w:iCs/>
+          <w:color w:val="5F6F80"/>
+          <w:sz w:val="18"/>
+          <w:szCs w:val="18"/>
+        </w:rPr>
+        <w:br/>
+        <w:t xml:space="preserve">Operación inversa — Dos operaciones que se deshacen entre sí, como × y ÷.</w:t>
+      </w:r>
+    </w:p>
+    <w:p>
+      <w:pPr>
+        <w:spacing w:after="60"/>
+      </w:pPr>
+      <w:r>
+        <w:rPr>
+          <w:b/>
+          <w:bCs/>
+          <w:color w:val="1FA6A2"/>
+          <w:sz w:val="22"/>
+          <w:szCs w:val="22"/>
+        </w:rPr>
+        <w:t xml:space="preserve">☐  </w:t>
+      </w:r>
+      <w:r>
+        <w:rPr>
+          <w:b/>
+          <w:bCs/>
+          <w:color w:val="12355B"/>
           <w:sz w:val="20"/>
           <w:szCs w:val="20"/>
         </w:rPr>
-        <w:t xml:space="preserve">C)  x = 36</w:t>
-      </w:r>
-    </w:p>
-    <w:p>
-      <w:pPr>
-        <w:spacing w:after="30"/>
-        <w:ind w:left="420"/>
-      </w:pPr>
+        <w:t xml:space="preserve">Multiply — </w:t>
+      </w:r>
       <w:r>
         <w:rPr>
           <w:sz w:val="20"/>
           <w:szCs w:val="20"/>
         </w:rPr>
-        <w:t xml:space="preserve">D)  x = 252</w:t>
-      </w:r>
-    </w:p>
-    <w:p>
-      <w:pPr>
-        <w:spacing w:after="20" w:before="50"/>
+        <w:t xml:space="preserve">To add equal groups again and again.</w:t>
+      </w:r>
+      <w:r>
+        <w:rPr>
+          <w:i/>
+          <w:iCs/>
+          <w:color w:val="5F6F80"/>
+          <w:sz w:val="18"/>
+          <w:szCs w:val="18"/>
+        </w:rPr>
+        <w:br/>
+        <w:t xml:space="preserve">Multiplicar — Sumar grupos iguales una y otra vez.</w:t>
+      </w:r>
+    </w:p>
+    <w:p>
+      <w:pPr>
+        <w:spacing w:after="60"/>
       </w:pPr>
       <w:r>
         <w:rPr>
           <w:b/>
           <w:bCs/>
           <w:color w:val="1FA6A2"/>
-          <w:sz w:val="21"/>
-          <w:szCs w:val="21"/>
-        </w:rPr>
-        <w:t xml:space="preserve">Step 1:  </w:t>
-      </w:r>
-      <w:r>
-        <w:rPr>
-          <w:sz w:val="21"/>
-          <w:szCs w:val="21"/>
-        </w:rPr>
-        <w:t xml:space="preserve">Divide both sides by 6: x = 42 ÷ 6 = 7.</w:t>
-      </w:r>
-    </w:p>
-    <w:p>
-      <w:pPr>
-        <w:spacing w:after="20" w:before="50"/>
+          <w:sz w:val="22"/>
+          <w:szCs w:val="22"/>
+        </w:rPr>
+        <w:t xml:space="preserve">☐  </w:t>
+      </w:r>
+      <w:r>
+        <w:rPr>
+          <w:b/>
+          <w:bCs/>
+          <w:color w:val="12355B"/>
+          <w:sz w:val="20"/>
+          <w:szCs w:val="20"/>
+        </w:rPr>
+        <w:t xml:space="preserve">Divide — </w:t>
+      </w:r>
+      <w:r>
+        <w:rPr>
+          <w:sz w:val="20"/>
+          <w:szCs w:val="20"/>
+        </w:rPr>
+        <w:t xml:space="preserve">To split into equal groups.</w:t>
+      </w:r>
+      <w:r>
+        <w:rPr>
+          <w:i/>
+          <w:iCs/>
+          <w:color w:val="5F6F80"/>
+          <w:sz w:val="18"/>
+          <w:szCs w:val="18"/>
+        </w:rPr>
+        <w:br/>
+        <w:t xml:space="preserve">Dividir — Repartir en grupos iguales.</w:t>
+      </w:r>
+    </w:p>
+    <w:p>
+      <w:pPr>
+        <w:spacing w:after="60"/>
       </w:pPr>
       <w:r>
         <w:rPr>
           <w:b/>
           <w:bCs/>
           <w:color w:val="1FA6A2"/>
-          <w:sz w:val="21"/>
-          <w:szCs w:val="21"/>
-        </w:rPr>
-        <w:t xml:space="preserve">Step 2:  </w:t>
-      </w:r>
-      <w:r>
-        <w:rPr>
-          <w:sz w:val="21"/>
-          <w:szCs w:val="21"/>
-        </w:rPr>
-        <w:t xml:space="preserve">Check: 6 × 7 = 42 ✓</w:t>
-      </w:r>
-    </w:p>
-    <w:p>
-      <w:pPr>
-        <w:spacing w:after="40" w:before="60"/>
-      </w:pPr>
-      <w:r>
-        <w:rPr>
-          <w:b/>
-          <w:bCs/>
-          <w:color w:val="12355B"/>
-          <w:sz w:val="21"/>
-          <w:szCs w:val="21"/>
-        </w:rPr>
-        <w:t xml:space="preserve">Answer:  </w:t>
-      </w:r>
-      <w:r>
-        <w:rPr>
-          <w:b/>
-          <w:bCs/>
-          <w:sz w:val="21"/>
-          <w:szCs w:val="21"/>
-        </w:rPr>
-        <w:t xml:space="preserve">A. x = 7</w:t>
-      </w:r>
-    </w:p>
-    <w:p>
-      <w:pPr>
-        <w:pStyle w:val="Heading1"/>
-        <w:pageBreakBefore/>
-        <w:pBdr>
-          <w:bottom w:val="single" w:color="1FA6A2" w:sz="14" w:space="6"/>
-        </w:pBdr>
-        <w:spacing w:after="140" w:before="0"/>
-      </w:pPr>
-      <w:r>
-        <w:rPr>
-          <w:b/>
-          <w:bCs/>
-          <w:color w:val="12355B"/>
-          <w:sz w:val="30"/>
-          <w:szCs w:val="30"/>
-        </w:rPr>
-        <w:t xml:space="preserve">Guided Practice</w:t>
-      </w:r>
-    </w:p>
+          <w:sz w:val="22"/>
+          <w:szCs w:val="22"/>
+        </w:rPr>
+        <w:t xml:space="preserve">☐  </w:t>
+      </w:r>
+      <w:r>
+        <w:rPr>
+          <w:b/>
+          <w:bCs/>
+          <w:color w:val="12355B"/>
+          <w:sz w:val="20"/>
+          <w:szCs w:val="20"/>
+        </w:rPr>
+        <w:t xml:space="preserve">Isolate — </w:t>
+      </w:r>
+      <w:r>
+        <w:rPr>
+          <w:sz w:val="20"/>
+          <w:szCs w:val="20"/>
+        </w:rPr>
+        <w:t xml:space="preserve">To get the letter by itself on one side.</w:t>
+      </w:r>
+      <w:r>
+        <w:rPr>
+          <w:i/>
+          <w:iCs/>
+          <w:color w:val="5F6F80"/>
+          <w:sz w:val="18"/>
+          <w:szCs w:val="18"/>
+        </w:rPr>
+        <w:br/>
+        <w:t xml:space="preserve">Despejar — Dejar la letra sola en un lado.</w:t>
+      </w:r>
+    </w:p>
+    <w:p>
+      <w:pPr>
+        <w:spacing w:after="60"/>
+      </w:pPr>
+      <w:r>
+        <w:rPr>
+          <w:b/>
+          <w:bCs/>
+          <w:color w:val="1FA6A2"/>
+          <w:sz w:val="22"/>
+          <w:szCs w:val="22"/>
+        </w:rPr>
+        <w:t xml:space="preserve">☐  </w:t>
+      </w:r>
+      <w:r>
+        <w:rPr>
+          <w:b/>
+          <w:bCs/>
+          <w:color w:val="12355B"/>
+          <w:sz w:val="20"/>
+          <w:szCs w:val="20"/>
+        </w:rPr>
+        <w:t xml:space="preserve">Coefficient — </w:t>
+      </w:r>
+      <w:r>
+        <w:rPr>
+          <w:sz w:val="20"/>
+          <w:szCs w:val="20"/>
+        </w:rPr>
+        <w:t xml:space="preserve">The number multiplied by a variable.</w:t>
+      </w:r>
+      <w:r>
+        <w:rPr>
+          <w:i/>
+          <w:iCs/>
+          <w:color w:val="5F6F80"/>
+          <w:sz w:val="18"/>
+          <w:szCs w:val="18"/>
+        </w:rPr>
+        <w:br/>
+        <w:t xml:space="preserve">Coeficiente — El número que multiplica a una variable.</w:t>
+      </w:r>
+    </w:p>
+    <w:tbl>
+      <w:tblPr>
+        <w:tblW w:type="pct" w:w="100%"/>
+        <w:tblBorders>
+          <w:top w:val="single" w:color="1FA6A2" w:sz="8"/>
+          <w:left w:val="single" w:color="1FA6A2" w:sz="8"/>
+          <w:bottom w:val="single" w:color="1FA6A2" w:sz="8"/>
+          <w:right w:val="single" w:color="1FA6A2" w:sz="8"/>
+          <w:insideH w:val="single" w:color="auto" w:sz="4"/>
+          <w:insideV w:val="single" w:color="auto" w:sz="4"/>
+        </w:tblBorders>
+      </w:tblPr>
+      <w:tblGrid>
+        <w:gridCol w:w="100"/>
+      </w:tblGrid>
+      <w:tr>
+        <w:tc>
+          <w:tcPr>
+            <w:shd w:fill="F7FFFD" w:color="auto" w:val="clear"/>
+            <w:tcMar>
+              <w:top w:type="dxa" w:w="120"/>
+              <w:left w:type="dxa" w:w="180"/>
+              <w:bottom w:type="dxa" w:w="120"/>
+              <w:right w:type="dxa" w:w="180"/>
+            </w:tcMar>
+          </w:tcPr>
+          <w:p>
+            <w:pPr>
+              <w:spacing w:after="50"/>
+            </w:pPr>
+            <w:r>
+              <w:rPr>
+                <w:b/>
+                <w:bCs/>
+                <w:color w:val="1FA6A2"/>
+                <w:sz w:val="20"/>
+                <w:szCs w:val="20"/>
+              </w:rPr>
+              <w:t xml:space="preserve">Say it first:  </w:t>
+            </w:r>
+            <w:r>
+              <w:rPr>
+                <w:sz w:val="20"/>
+                <w:szCs w:val="20"/>
+              </w:rPr>
+              <w:t xml:space="preserve">Say your idea to a partner or quietly to yourself before you write.</w:t>
+            </w:r>
+          </w:p>
+          <w:p>
+            <w:pPr>
+              <w:spacing w:after="60"/>
+            </w:pPr>
+            <w:r>
+              <w:rPr>
+                <w:color w:val="1A2733"/>
+                <w:sz w:val="21"/>
+                <w:szCs w:val="21"/>
+              </w:rPr>
+              <w:t xml:space="preserve">I divided / multiplied both sides by ___, so the answer is ___.</w:t>
+            </w:r>
+            <w:r>
+              <w:rPr>
+                <w:i/>
+                <w:iCs/>
+                <w:color w:val="5F6F80"/>
+                <w:sz w:val="19"/>
+                <w:szCs w:val="19"/>
+              </w:rPr>
+              <w:br/>
+              <w:t xml:space="preserve">Dividí / multipliqué ambos lados por ___, así que la respuesta es ___.</w:t>
+            </w:r>
+          </w:p>
+        </w:tc>
+      </w:tr>
+    </w:tbl>
     <w:p>
       <w:pPr>
         <w:pStyle w:val="Heading2"/>
@@ -1798,181 +1871,17 @@
           <w:sz w:val="24"/>
           <w:szCs w:val="24"/>
         </w:rPr>
-        <w:t xml:space="preserve">Solve Together</w:t>
+        <w:t xml:space="preserve">3. Build Your Explanation</w:t>
       </w:r>
       <w:r>
         <w:rPr>
           <w:i/>
           <w:iCs/>
-          <w:color w:val="6B4FA0"/>
+          <w:color w:val="B97A12"/>
           <w:sz w:val="19"/>
           <w:szCs w:val="19"/>
         </w:rPr>
-        <w:t xml:space="preserve">   We Do — work with your class</w:t>
-      </w:r>
-    </w:p>
-    <w:p>
-      <w:pPr>
-        <w:keepNext/>
-        <w:spacing w:after="40" w:before="40"/>
-      </w:pPr>
-      <w:r>
-        <w:rPr>
-          <w:b/>
-          <w:bCs/>
-          <w:color w:val="12355B"/>
-          <w:sz w:val="21"/>
-          <w:szCs w:val="21"/>
-        </w:rPr>
-        <w:t xml:space="preserve">Problem:  </w:t>
-      </w:r>
-      <w:r>
-        <w:rPr>
-          <w:sz w:val="21"/>
-          <w:szCs w:val="21"/>
-        </w:rPr>
-        <w:t xml:space="preserve">Solve: n / 3 = 8</w:t>
-      </w:r>
-    </w:p>
-    <w:p>
-      <w:pPr>
-        <w:spacing w:after="30"/>
-        <w:ind w:left="420"/>
-      </w:pPr>
-      <w:r>
-        <w:rPr>
-          <w:sz w:val="20"/>
-          <w:szCs w:val="20"/>
-        </w:rPr>
-        <w:t xml:space="preserve">A)  n = 24</w:t>
-      </w:r>
-    </w:p>
-    <w:p>
-      <w:pPr>
-        <w:spacing w:after="30"/>
-        <w:ind w:left="420"/>
-      </w:pPr>
-      <w:r>
-        <w:rPr>
-          <w:sz w:val="20"/>
-          <w:szCs w:val="20"/>
-        </w:rPr>
-        <w:t xml:space="preserve">B)  n = 11</w:t>
-      </w:r>
-    </w:p>
-    <w:p>
-      <w:pPr>
-        <w:spacing w:after="30"/>
-        <w:ind w:left="420"/>
-      </w:pPr>
-      <w:r>
-        <w:rPr>
-          <w:sz w:val="20"/>
-          <w:szCs w:val="20"/>
-        </w:rPr>
-        <w:t xml:space="preserve">C)  n = 5</w:t>
-      </w:r>
-    </w:p>
-    <w:p>
-      <w:pPr>
-        <w:spacing w:after="30"/>
-        <w:ind w:left="420"/>
-      </w:pPr>
-      <w:r>
-        <w:rPr>
-          <w:sz w:val="20"/>
-          <w:szCs w:val="20"/>
-        </w:rPr>
-        <w:t xml:space="preserve">D)  n = 3</w:t>
-      </w:r>
-    </w:p>
-    <w:p>
-      <w:pPr>
-        <w:keepNext/>
-        <w:spacing w:after="0" w:before="50"/>
-      </w:pPr>
-      <w:r>
-        <w:rPr>
-          <w:b/>
-          <w:bCs/>
-          <w:color w:val="6B4FA0"/>
-          <w:sz w:val="21"/>
-          <w:szCs w:val="21"/>
-        </w:rPr>
-        <w:t xml:space="preserve">Step 1:</w:t>
-      </w:r>
-    </w:p>
-    <w:p>
-      <w:pPr>
-        <w:pBdr>
-          <w:bottom w:val="single" w:color="AFBECC" w:sz="6"/>
-        </w:pBdr>
-        <w:spacing w:after="30" w:before="150"/>
-      </w:pPr>
-      <w:r>
-        <w:t xml:space="preserve"/>
-      </w:r>
-    </w:p>
-    <w:p>
-      <w:pPr>
-        <w:keepNext/>
-        <w:spacing w:after="0" w:before="50"/>
-      </w:pPr>
-      <w:r>
-        <w:rPr>
-          <w:b/>
-          <w:bCs/>
-          <w:color w:val="6B4FA0"/>
-          <w:sz w:val="21"/>
-          <w:szCs w:val="21"/>
-        </w:rPr>
-        <w:t xml:space="preserve">Step 2:</w:t>
-      </w:r>
-    </w:p>
-    <w:p>
-      <w:pPr>
-        <w:pBdr>
-          <w:bottom w:val="single" w:color="AFBECC" w:sz="6"/>
-        </w:pBdr>
-        <w:spacing w:after="30" w:before="150"/>
-      </w:pPr>
-      <w:r>
-        <w:t xml:space="preserve"/>
-      </w:r>
-    </w:p>
-    <w:p>
-      <w:pPr>
-        <w:keepNext/>
-        <w:spacing w:after="0" w:before="60"/>
-      </w:pPr>
-      <w:r>
-        <w:rPr>
-          <w:b/>
-          <w:bCs/>
-          <w:color w:val="12355B"/>
-          <w:sz w:val="21"/>
-          <w:szCs w:val="21"/>
-        </w:rPr>
-        <w:t xml:space="preserve">Answer:</w:t>
-      </w:r>
-    </w:p>
-    <w:p>
-      <w:pPr>
-        <w:pBdr>
-          <w:bottom w:val="single" w:color="AFBECC" w:sz="6"/>
-        </w:pBdr>
-        <w:spacing w:after="30" w:before="150"/>
-      </w:pPr>
-      <w:r>
-        <w:t xml:space="preserve"/>
-      </w:r>
-    </w:p>
-    <w:p>
-      <w:pPr>
-        <w:spacing w:after="80"/>
-      </w:pPr>
-      <w:r>
-        <w:t xml:space="preserve"/>
+        <w:t xml:space="preserve">   choose your support</w:t>
       </w:r>
     </w:p>
     <w:tbl>
@@ -2003,6 +1912,1393 @@
           </w:tcPr>
           <w:p>
             <w:pPr>
+              <w:spacing w:after="50"/>
+            </w:pPr>
+            <w:r>
+              <w:rPr>
+                <w:i/>
+                <w:iCs/>
+                <w:color w:val="5F6F80"/>
+                <w:sz w:val="19"/>
+                <w:szCs w:val="19"/>
+              </w:rPr>
+              <w:t xml:space="preserve">This model shows the parts of an explanation. It does not answer your writing question.</w:t>
+            </w:r>
+          </w:p>
+          <w:p>
+            <w:pPr>
+              <w:spacing w:after="80"/>
+            </w:pPr>
+            <w:r>
+              <w:rPr>
+                <w:b/>
+                <w:bCs/>
+                <w:color w:val="12355B"/>
+                <w:sz w:val="19"/>
+                <w:szCs w:val="19"/>
+              </w:rPr>
+              <w:t xml:space="preserve">Claim:  </w:t>
+            </w:r>
+            <w:r>
+              <w:rPr>
+                <w:sz w:val="19"/>
+                <w:szCs w:val="19"/>
+              </w:rPr>
+              <w:t xml:space="preserve">In 3x = 21 the variable is multiplied, so I undo it with division.</w:t>
+            </w:r>
+          </w:p>
+          <w:p>
+            <w:pPr>
+              <w:spacing w:after="80"/>
+            </w:pPr>
+            <w:r>
+              <w:rPr>
+                <w:b/>
+                <w:bCs/>
+                <w:color w:val="12355B"/>
+                <w:sz w:val="19"/>
+                <w:szCs w:val="19"/>
+              </w:rPr>
+              <w:t xml:space="preserve">Evidence:  </w:t>
+            </w:r>
+            <w:r>
+              <w:rPr>
+                <w:sz w:val="19"/>
+                <w:szCs w:val="19"/>
+              </w:rPr>
+              <w:t xml:space="preserve">Students read 3x as 3 groups of x, recognize multiplication, and contrast it with addition, knowing they will divide (not subtract) to solve.</w:t>
+            </w:r>
+          </w:p>
+          <w:p>
+            <w:pPr>
+              <w:spacing w:after="80"/>
+            </w:pPr>
+            <w:r>
+              <w:rPr>
+                <w:b/>
+                <w:bCs/>
+                <w:color w:val="12355B"/>
+                <w:sz w:val="19"/>
+                <w:szCs w:val="19"/>
+              </w:rPr>
+              <w:t xml:space="preserve">Reasoning:  </w:t>
+            </w:r>
+            <w:r>
+              <w:rPr>
+                <w:sz w:val="19"/>
+                <w:szCs w:val="19"/>
+              </w:rPr>
+              <w:t xml:space="preserve">This evidence connects the definition of inverse operation to the mathematical claim.</w:t>
+            </w:r>
+          </w:p>
+        </w:tc>
+      </w:tr>
+    </w:tbl>
+    <w:p>
+      <w:pPr>
+        <w:pStyle w:val="Heading2"/>
+        <w:spacing w:after="80" w:before="180"/>
+      </w:pPr>
+      <w:r>
+        <w:rPr>
+          <w:b/>
+          <w:bCs/>
+          <w:color w:val="12355B"/>
+          <w:sz w:val="24"/>
+          <w:szCs w:val="24"/>
+        </w:rPr>
+        <w:t xml:space="preserve">Start</w:t>
+      </w:r>
+      <w:r>
+        <w:rPr>
+          <w:i/>
+          <w:iCs/>
+          <w:color w:val="1FA6A2"/>
+          <w:sz w:val="19"/>
+          <w:szCs w:val="19"/>
+        </w:rPr>
+        <w:t xml:space="preserve">   Most language support</w:t>
+      </w:r>
+    </w:p>
+    <w:p>
+      <w:pPr>
+        <w:spacing w:after="60"/>
+      </w:pPr>
+      <w:r>
+        <w:rPr>
+          <w:color w:val="1A2733"/>
+          <w:sz w:val="21"/>
+          <w:szCs w:val="21"/>
+        </w:rPr>
+        <w:t xml:space="preserve">Complete the frames. Use the word bank.</w:t>
+      </w:r>
+      <w:r>
+        <w:rPr>
+          <w:i/>
+          <w:iCs/>
+          <w:color w:val="5F6F80"/>
+          <w:sz w:val="19"/>
+          <w:szCs w:val="19"/>
+        </w:rPr>
+        <w:br/>
+        <w:t xml:space="preserve">Completa las oraciones. Usa el banco de palabras.</w:t>
+      </w:r>
+    </w:p>
+    <w:p>
+      <w:pPr>
+        <w:spacing w:after="60"/>
+      </w:pPr>
+      <w:r>
+        <w:rPr>
+          <w:color w:val="1A2733"/>
+          <w:sz w:val="21"/>
+          <w:szCs w:val="21"/>
+        </w:rPr>
+        <w:t xml:space="preserve">I divided / multiplied both sides by ___, so the answer is ___.</w:t>
+      </w:r>
+      <w:r>
+        <w:rPr>
+          <w:i/>
+          <w:iCs/>
+          <w:color w:val="5F6F80"/>
+          <w:sz w:val="19"/>
+          <w:szCs w:val="19"/>
+        </w:rPr>
+        <w:br/>
+        <w:t xml:space="preserve">Dividí / multipliqué ambos lados por ___, así que la respuesta es ___.</w:t>
+      </w:r>
+    </w:p>
+    <w:p>
+      <w:pPr>
+        <w:spacing w:after="60"/>
+      </w:pPr>
+      <w:r>
+        <w:rPr>
+          <w:color w:val="1A2733"/>
+          <w:sz w:val="21"/>
+          <w:szCs w:val="21"/>
+        </w:rPr>
+        <w:t xml:space="preserve">The inverse of ___ is ___, so I ___.</w:t>
+      </w:r>
+      <w:r>
+        <w:rPr>
+          <w:i/>
+          <w:iCs/>
+          <w:color w:val="5F6F80"/>
+          <w:sz w:val="19"/>
+          <w:szCs w:val="19"/>
+        </w:rPr>
+        <w:br/>
+        <w:t xml:space="preserve">El inverso de ___ es ___, así que ___.</w:t>
+      </w:r>
+    </w:p>
+    <w:tbl>
+      <w:tblPr>
+        <w:tblW w:type="pct" w:w="100%"/>
+        <w:tblBorders>
+          <w:top w:val="single" w:color="C7D2DD" w:sz="6"/>
+          <w:left w:val="single" w:color="C7D2DD" w:sz="6"/>
+          <w:bottom w:val="single" w:color="C7D2DD" w:sz="6"/>
+          <w:right w:val="single" w:color="C7D2DD" w:sz="6"/>
+          <w:insideH w:val="single" w:color="auto" w:sz="4"/>
+          <w:insideV w:val="single" w:color="auto" w:sz="4"/>
+        </w:tblBorders>
+      </w:tblPr>
+      <w:tblGrid>
+        <w:gridCol w:w="100"/>
+      </w:tblGrid>
+      <w:tr>
+        <w:tc>
+          <w:tcPr>
+            <w:shd w:fill="FBF3E2" w:color="auto" w:val="clear"/>
+            <w:tcMar>
+              <w:top w:type="dxa" w:w="60"/>
+              <w:left w:type="dxa" w:w="120"/>
+              <w:bottom w:type="dxa" w:w="60"/>
+              <w:right w:type="dxa" w:w="120"/>
+            </w:tcMar>
+          </w:tcPr>
+          <w:p>
+            <w:pPr>
+              <w:spacing w:after="0" w:line="320"/>
+            </w:pPr>
+            <w:r>
+              <w:t xml:space="preserve"/>
+            </w:r>
+          </w:p>
+          <w:p>
+            <w:pPr>
+              <w:spacing w:after="0" w:line="320"/>
+            </w:pPr>
+            <w:r>
+              <w:t xml:space="preserve"/>
+            </w:r>
+          </w:p>
+          <w:p>
+            <w:pPr>
+              <w:spacing w:after="0" w:line="320"/>
+            </w:pPr>
+            <w:r>
+              <w:t xml:space="preserve"/>
+            </w:r>
+          </w:p>
+        </w:tc>
+      </w:tr>
+    </w:tbl>
+    <w:p>
+      <w:pPr>
+        <w:pStyle w:val="Heading2"/>
+        <w:spacing w:after="80" w:before="180"/>
+      </w:pPr>
+      <w:r>
+        <w:rPr>
+          <w:b/>
+          <w:bCs/>
+          <w:color w:val="12355B"/>
+          <w:sz w:val="24"/>
+          <w:szCs w:val="24"/>
+        </w:rPr>
+        <w:t xml:space="preserve">Build</w:t>
+      </w:r>
+      <w:r>
+        <w:rPr>
+          <w:i/>
+          <w:iCs/>
+          <w:color w:val="B97A12"/>
+          <w:sz w:val="19"/>
+          <w:szCs w:val="19"/>
+        </w:rPr>
+        <w:t xml:space="preserve">   Some language support</w:t>
+      </w:r>
+    </w:p>
+    <w:p>
+      <w:pPr>
+        <w:spacing w:after="60"/>
+      </w:pPr>
+      <w:r>
+        <w:rPr>
+          <w:color w:val="1A2733"/>
+          <w:sz w:val="21"/>
+          <w:szCs w:val="21"/>
+        </w:rPr>
+        <w:t xml:space="preserve">Write two connected sentences. Use because, so, or but.</w:t>
+      </w:r>
+      <w:r>
+        <w:rPr>
+          <w:i/>
+          <w:iCs/>
+          <w:color w:val="5F6F80"/>
+          <w:sz w:val="19"/>
+          <w:szCs w:val="19"/>
+        </w:rPr>
+        <w:br/>
+        <w:t xml:space="preserve">Escribe dos oraciones conectadas. Usa porque, entonces o pero.</w:t>
+      </w:r>
+    </w:p>
+    <w:p>
+      <w:pPr>
+        <w:spacing w:after="60"/>
+      </w:pPr>
+      <w:r>
+        <w:rPr>
+          <w:color w:val="1A2733"/>
+          <w:sz w:val="21"/>
+          <w:szCs w:val="21"/>
+        </w:rPr>
+        <w:t xml:space="preserve">My claim is ___.</w:t>
+      </w:r>
+      <w:r>
+        <w:rPr>
+          <w:i/>
+          <w:iCs/>
+          <w:color w:val="5F6F80"/>
+          <w:sz w:val="19"/>
+          <w:szCs w:val="19"/>
+        </w:rPr>
+        <w:br/>
+        <w:t xml:space="preserve">Mi afirmación es ___.</w:t>
+      </w:r>
+    </w:p>
+    <w:p>
+      <w:pPr>
+        <w:spacing w:after="60"/>
+      </w:pPr>
+      <w:r>
+        <w:rPr>
+          <w:color w:val="1A2733"/>
+          <w:sz w:val="21"/>
+          <w:szCs w:val="21"/>
+        </w:rPr>
+        <w:t xml:space="preserve">I know because ___.</w:t>
+      </w:r>
+      <w:r>
+        <w:rPr>
+          <w:i/>
+          <w:iCs/>
+          <w:color w:val="5F6F80"/>
+          <w:sz w:val="19"/>
+          <w:szCs w:val="19"/>
+        </w:rPr>
+        <w:br/>
+        <w:t xml:space="preserve">Lo sé porque ___.</w:t>
+      </w:r>
+    </w:p>
+    <w:p>
+      <w:pPr>
+        <w:spacing w:after="60"/>
+      </w:pPr>
+      <w:r>
+        <w:rPr>
+          <w:color w:val="1A2733"/>
+          <w:sz w:val="21"/>
+          <w:szCs w:val="21"/>
+        </w:rPr>
+        <w:t xml:space="preserve">So ___.</w:t>
+      </w:r>
+      <w:r>
+        <w:rPr>
+          <w:i/>
+          <w:iCs/>
+          <w:color w:val="5F6F80"/>
+          <w:sz w:val="19"/>
+          <w:szCs w:val="19"/>
+        </w:rPr>
+        <w:br/>
+        <w:t xml:space="preserve">Entonces ___.</w:t>
+      </w:r>
+    </w:p>
+    <w:tbl>
+      <w:tblPr>
+        <w:tblW w:type="pct" w:w="100%"/>
+        <w:tblBorders>
+          <w:top w:val="single" w:color="C7D2DD" w:sz="6"/>
+          <w:left w:val="single" w:color="C7D2DD" w:sz="6"/>
+          <w:bottom w:val="single" w:color="C7D2DD" w:sz="6"/>
+          <w:right w:val="single" w:color="C7D2DD" w:sz="6"/>
+          <w:insideH w:val="single" w:color="auto" w:sz="4"/>
+          <w:insideV w:val="single" w:color="auto" w:sz="4"/>
+        </w:tblBorders>
+      </w:tblPr>
+      <w:tblGrid>
+        <w:gridCol w:w="100"/>
+      </w:tblGrid>
+      <w:tr>
+        <w:tc>
+          <w:tcPr>
+            <w:shd w:fill="FBF3E2" w:color="auto" w:val="clear"/>
+            <w:tcMar>
+              <w:top w:type="dxa" w:w="60"/>
+              <w:left w:type="dxa" w:w="120"/>
+              <w:bottom w:type="dxa" w:w="60"/>
+              <w:right w:type="dxa" w:w="120"/>
+            </w:tcMar>
+          </w:tcPr>
+          <w:p>
+            <w:pPr>
+              <w:spacing w:after="0" w:line="320"/>
+            </w:pPr>
+            <w:r>
+              <w:t xml:space="preserve"/>
+            </w:r>
+          </w:p>
+          <w:p>
+            <w:pPr>
+              <w:spacing w:after="0" w:line="320"/>
+            </w:pPr>
+            <w:r>
+              <w:t xml:space="preserve"/>
+            </w:r>
+          </w:p>
+          <w:p>
+            <w:pPr>
+              <w:spacing w:after="0" w:line="320"/>
+            </w:pPr>
+            <w:r>
+              <w:t xml:space="preserve"/>
+            </w:r>
+          </w:p>
+        </w:tc>
+      </w:tr>
+    </w:tbl>
+    <w:p>
+      <w:pPr>
+        <w:pStyle w:val="Heading2"/>
+        <w:spacing w:after="80" w:before="180"/>
+      </w:pPr>
+      <w:r>
+        <w:rPr>
+          <w:b/>
+          <w:bCs/>
+          <w:color w:val="12355B"/>
+          <w:sz w:val="24"/>
+          <w:szCs w:val="24"/>
+        </w:rPr>
+        <w:t xml:space="preserve">Explain</w:t>
+      </w:r>
+      <w:r>
+        <w:rPr>
+          <w:i/>
+          <w:iCs/>
+          <w:color w:val="B97A12"/>
+          <w:sz w:val="19"/>
+          <w:szCs w:val="19"/>
+        </w:rPr>
+        <w:t xml:space="preserve">   Light language support</w:t>
+      </w:r>
+    </w:p>
+    <w:p>
+      <w:pPr>
+        <w:spacing w:after="60"/>
+      </w:pPr>
+      <w:r>
+        <w:rPr>
+          <w:color w:val="1A2733"/>
+          <w:sz w:val="21"/>
+          <w:szCs w:val="21"/>
+        </w:rPr>
+        <w:t xml:space="preserve">Write a claim, give math evidence, and explain your reasoning.</w:t>
+      </w:r>
+      <w:r>
+        <w:rPr>
+          <w:i/>
+          <w:iCs/>
+          <w:color w:val="5F6F80"/>
+          <w:sz w:val="19"/>
+          <w:szCs w:val="19"/>
+        </w:rPr>
+        <w:br/>
+        <w:t xml:space="preserve">Escribe una afirmación, da evidencia matemática y explica tu razonamiento.</w:t>
+      </w:r>
+    </w:p>
+    <w:p>
+      <w:pPr>
+        <w:spacing w:after="60"/>
+      </w:pPr>
+      <w:r>
+        <w:rPr>
+          <w:color w:val="1A2733"/>
+          <w:sz w:val="21"/>
+          <w:szCs w:val="21"/>
+        </w:rPr>
+        <w:t xml:space="preserve">My claim is ___.</w:t>
+      </w:r>
+      <w:r>
+        <w:rPr>
+          <w:i/>
+          <w:iCs/>
+          <w:color w:val="5F6F80"/>
+          <w:sz w:val="19"/>
+          <w:szCs w:val="19"/>
+        </w:rPr>
+        <w:br/>
+        <w:t xml:space="preserve">Mi afirmación es ___.</w:t>
+      </w:r>
+    </w:p>
+    <w:p>
+      <w:pPr>
+        <w:spacing w:after="60"/>
+      </w:pPr>
+      <w:r>
+        <w:rPr>
+          <w:color w:val="1A2733"/>
+          <w:sz w:val="21"/>
+          <w:szCs w:val="21"/>
+        </w:rPr>
+        <w:t xml:space="preserve">My math evidence is ___.</w:t>
+      </w:r>
+      <w:r>
+        <w:rPr>
+          <w:i/>
+          <w:iCs/>
+          <w:color w:val="5F6F80"/>
+          <w:sz w:val="19"/>
+          <w:szCs w:val="19"/>
+        </w:rPr>
+        <w:br/>
+        <w:t xml:space="preserve">Mi evidencia matemática es ___.</w:t>
+      </w:r>
+    </w:p>
+    <w:p>
+      <w:pPr>
+        <w:spacing w:after="60"/>
+      </w:pPr>
+      <w:r>
+        <w:rPr>
+          <w:color w:val="1A2733"/>
+          <w:sz w:val="21"/>
+          <w:szCs w:val="21"/>
+        </w:rPr>
+        <w:t xml:space="preserve">This proves ___ because ___.</w:t>
+      </w:r>
+      <w:r>
+        <w:rPr>
+          <w:i/>
+          <w:iCs/>
+          <w:color w:val="5F6F80"/>
+          <w:sz w:val="19"/>
+          <w:szCs w:val="19"/>
+        </w:rPr>
+        <w:br/>
+        <w:t xml:space="preserve">Esto demuestra ___ porque ___.</w:t>
+      </w:r>
+    </w:p>
+    <w:tbl>
+      <w:tblPr>
+        <w:tblW w:type="pct" w:w="100%"/>
+        <w:tblBorders>
+          <w:top w:val="single" w:color="C7D2DD" w:sz="6"/>
+          <w:left w:val="single" w:color="C7D2DD" w:sz="6"/>
+          <w:bottom w:val="single" w:color="C7D2DD" w:sz="6"/>
+          <w:right w:val="single" w:color="C7D2DD" w:sz="6"/>
+          <w:insideH w:val="single" w:color="auto" w:sz="4"/>
+          <w:insideV w:val="single" w:color="auto" w:sz="4"/>
+        </w:tblBorders>
+      </w:tblPr>
+      <w:tblGrid>
+        <w:gridCol w:w="100"/>
+      </w:tblGrid>
+      <w:tr>
+        <w:tc>
+          <w:tcPr>
+            <w:shd w:fill="FBF3E2" w:color="auto" w:val="clear"/>
+            <w:tcMar>
+              <w:top w:type="dxa" w:w="60"/>
+              <w:left w:type="dxa" w:w="120"/>
+              <w:bottom w:type="dxa" w:w="60"/>
+              <w:right w:type="dxa" w:w="120"/>
+            </w:tcMar>
+          </w:tcPr>
+          <w:p>
+            <w:pPr>
+              <w:spacing w:after="0" w:line="320"/>
+            </w:pPr>
+            <w:r>
+              <w:t xml:space="preserve"/>
+            </w:r>
+          </w:p>
+          <w:p>
+            <w:pPr>
+              <w:spacing w:after="0" w:line="320"/>
+            </w:pPr>
+            <w:r>
+              <w:t xml:space="preserve"/>
+            </w:r>
+          </w:p>
+          <w:p>
+            <w:pPr>
+              <w:spacing w:after="0" w:line="320"/>
+            </w:pPr>
+            <w:r>
+              <w:t xml:space="preserve"/>
+            </w:r>
+          </w:p>
+          <w:p>
+            <w:pPr>
+              <w:spacing w:after="0" w:line="320"/>
+            </w:pPr>
+            <w:r>
+              <w:t xml:space="preserve"/>
+            </w:r>
+          </w:p>
+          <w:p>
+            <w:pPr>
+              <w:spacing w:after="0" w:line="320"/>
+            </w:pPr>
+            <w:r>
+              <w:t xml:space="preserve"/>
+            </w:r>
+          </w:p>
+        </w:tc>
+      </w:tr>
+    </w:tbl>
+    <w:p>
+      <w:pPr>
+        <w:pStyle w:val="Heading2"/>
+        <w:spacing w:after="80" w:before="180"/>
+      </w:pPr>
+      <w:r>
+        <w:rPr>
+          <w:b/>
+          <w:bCs/>
+          <w:color w:val="12355B"/>
+          <w:sz w:val="24"/>
+          <w:szCs w:val="24"/>
+        </w:rPr>
+        <w:t xml:space="preserve">4. Check Your Explanation</w:t>
+      </w:r>
+      <w:r>
+        <w:rPr>
+          <w:i/>
+          <w:iCs/>
+          <w:color w:val="1FA6A2"/>
+          <w:sz w:val="19"/>
+          <w:szCs w:val="19"/>
+        </w:rPr>
+        <w:t xml:space="preserve">   five quick checks</w:t>
+      </w:r>
+    </w:p>
+    <w:p>
+      <w:pPr>
+        <w:spacing w:after="80"/>
+      </w:pPr>
+      <w:r>
+        <w:rPr>
+          <w:b/>
+          <w:bCs/>
+          <w:color w:val="1FA6A2"/>
+          <w:sz w:val="22"/>
+          <w:szCs w:val="22"/>
+        </w:rPr>
+        <w:t xml:space="preserve">☐  </w:t>
+      </w:r>
+      <w:r>
+        <w:rPr>
+          <w:sz w:val="20"/>
+          <w:szCs w:val="20"/>
+        </w:rPr>
+        <w:t xml:space="preserve">I answered the question.</w:t>
+      </w:r>
+      <w:r>
+        <w:rPr>
+          <w:i/>
+          <w:iCs/>
+          <w:color w:val="5F6F80"/>
+          <w:sz w:val="18"/>
+          <w:szCs w:val="18"/>
+        </w:rPr>
+        <w:br/>
+        <w:t xml:space="preserve">Respondí la pregunta.</w:t>
+      </w:r>
+    </w:p>
+    <w:p>
+      <w:pPr>
+        <w:spacing w:after="80"/>
+      </w:pPr>
+      <w:r>
+        <w:rPr>
+          <w:b/>
+          <w:bCs/>
+          <w:color w:val="1FA6A2"/>
+          <w:sz w:val="22"/>
+          <w:szCs w:val="22"/>
+        </w:rPr>
+        <w:t xml:space="preserve">☐  </w:t>
+      </w:r>
+      <w:r>
+        <w:rPr>
+          <w:sz w:val="20"/>
+          <w:szCs w:val="20"/>
+        </w:rPr>
+        <w:t xml:space="preserve">I used math evidence: numbers, an equation, a model, or a comparison.</w:t>
+      </w:r>
+      <w:r>
+        <w:rPr>
+          <w:i/>
+          <w:iCs/>
+          <w:color w:val="5F6F80"/>
+          <w:sz w:val="18"/>
+          <w:szCs w:val="18"/>
+        </w:rPr>
+        <w:br/>
+        <w:t xml:space="preserve">Usé evidencia matemática: números, una ecuación, un modelo o una comparación.</w:t>
+      </w:r>
+    </w:p>
+    <w:p>
+      <w:pPr>
+        <w:spacing w:after="80"/>
+      </w:pPr>
+      <w:r>
+        <w:rPr>
+          <w:b/>
+          <w:bCs/>
+          <w:color w:val="1FA6A2"/>
+          <w:sz w:val="22"/>
+          <w:szCs w:val="22"/>
+        </w:rPr>
+        <w:t xml:space="preserve">☐  </w:t>
+      </w:r>
+      <w:r>
+        <w:rPr>
+          <w:sz w:val="20"/>
+          <w:szCs w:val="20"/>
+        </w:rPr>
+        <w:t xml:space="preserve">I explained how the evidence proves my answer.</w:t>
+      </w:r>
+      <w:r>
+        <w:rPr>
+          <w:i/>
+          <w:iCs/>
+          <w:color w:val="5F6F80"/>
+          <w:sz w:val="18"/>
+          <w:szCs w:val="18"/>
+        </w:rPr>
+        <w:br/>
+        <w:t xml:space="preserve">Expliqué cómo la evidencia demuestra mi respuesta.</w:t>
+      </w:r>
+    </w:p>
+    <w:p>
+      <w:pPr>
+        <w:spacing w:after="80"/>
+      </w:pPr>
+      <w:r>
+        <w:rPr>
+          <w:b/>
+          <w:bCs/>
+          <w:color w:val="1FA6A2"/>
+          <w:sz w:val="22"/>
+          <w:szCs w:val="22"/>
+        </w:rPr>
+        <w:t xml:space="preserve">☐  </w:t>
+      </w:r>
+      <w:r>
+        <w:rPr>
+          <w:sz w:val="20"/>
+          <w:szCs w:val="20"/>
+        </w:rPr>
+        <w:t xml:space="preserve">I used at least two math words.</w:t>
+      </w:r>
+      <w:r>
+        <w:rPr>
+          <w:i/>
+          <w:iCs/>
+          <w:color w:val="5F6F80"/>
+          <w:sz w:val="18"/>
+          <w:szCs w:val="18"/>
+        </w:rPr>
+        <w:br/>
+        <w:t xml:space="preserve">Usé por lo menos dos palabras matemáticas.</w:t>
+      </w:r>
+    </w:p>
+    <w:p>
+      <w:pPr>
+        <w:spacing w:after="80"/>
+      </w:pPr>
+      <w:r>
+        <w:rPr>
+          <w:b/>
+          <w:bCs/>
+          <w:color w:val="1FA6A2"/>
+          <w:sz w:val="22"/>
+          <w:szCs w:val="22"/>
+        </w:rPr>
+        <w:t xml:space="preserve">☐  </w:t>
+      </w:r>
+      <w:r>
+        <w:rPr>
+          <w:sz w:val="20"/>
+          <w:szCs w:val="20"/>
+        </w:rPr>
+        <w:t xml:space="preserve">I reread complete sentences and punctuation.</w:t>
+      </w:r>
+      <w:r>
+        <w:rPr>
+          <w:i/>
+          <w:iCs/>
+          <w:color w:val="5F6F80"/>
+          <w:sz w:val="18"/>
+          <w:szCs w:val="18"/>
+        </w:rPr>
+        <w:br/>
+        <w:t xml:space="preserve">Volví a leer mis oraciones completas y la puntuación.</w:t>
+      </w:r>
+    </w:p>
+    <w:p>
+      <w:pPr>
+        <w:pStyle w:val="Heading1"/>
+        <w:pageBreakBefore/>
+        <w:pBdr>
+          <w:bottom w:val="single" w:color="1FA6A2" w:sz="14" w:space="6"/>
+        </w:pBdr>
+        <w:spacing w:after="140" w:before="0"/>
+      </w:pPr>
+      <w:r>
+        <w:rPr>
+          <w:b/>
+          <w:bCs/>
+          <w:color w:val="12355B"/>
+          <w:sz w:val="30"/>
+          <w:szCs w:val="30"/>
+        </w:rPr>
+        <w:t xml:space="preserve">Worked Example</w:t>
+      </w:r>
+    </w:p>
+    <w:p>
+      <w:pPr>
+        <w:pStyle w:val="Heading2"/>
+        <w:spacing w:after="80" w:before="180"/>
+      </w:pPr>
+      <w:r>
+        <w:rPr>
+          <w:b/>
+          <w:bCs/>
+          <w:color w:val="12355B"/>
+          <w:sz w:val="24"/>
+          <w:szCs w:val="24"/>
+        </w:rPr>
+        <w:t xml:space="preserve">Watch &amp; Read</w:t>
+      </w:r>
+      <w:r>
+        <w:rPr>
+          <w:i/>
+          <w:iCs/>
+          <w:color w:val="1FA6A2"/>
+          <w:sz w:val="19"/>
+          <w:szCs w:val="19"/>
+        </w:rPr>
+        <w:t xml:space="preserve">   I Do — follow along with your teacher</w:t>
+      </w:r>
+    </w:p>
+    <w:tbl>
+      <w:tblPr>
+        <w:tblW w:type="pct" w:w="100%"/>
+        <w:tblBorders>
+          <w:top w:val="single" w:color="1FA6A2" w:sz="8"/>
+          <w:left w:val="single" w:color="1FA6A2" w:sz="8"/>
+          <w:bottom w:val="single" w:color="1FA6A2" w:sz="8"/>
+          <w:right w:val="single" w:color="1FA6A2" w:sz="8"/>
+          <w:insideH w:val="single" w:color="auto" w:sz="4"/>
+          <w:insideV w:val="single" w:color="auto" w:sz="4"/>
+        </w:tblBorders>
+      </w:tblPr>
+      <w:tblGrid>
+        <w:gridCol w:w="100"/>
+      </w:tblGrid>
+      <w:tr>
+        <w:tc>
+          <w:tcPr>
+            <w:shd w:fill="E6F4F3" w:color="auto" w:val="clear"/>
+            <w:tcMar>
+              <w:top w:type="dxa" w:w="120"/>
+              <w:left w:type="dxa" w:w="180"/>
+              <w:bottom w:type="dxa" w:w="120"/>
+              <w:right w:type="dxa" w:w="180"/>
+            </w:tcMar>
+          </w:tcPr>
+          <w:p>
+            <w:pPr>
+              <w:spacing w:after="60"/>
+            </w:pPr>
+            <w:r>
+              <w:rPr>
+                <w:b/>
+                <w:bCs/>
+                <w:color w:val="12355B"/>
+                <w:sz w:val="22"/>
+                <w:szCs w:val="22"/>
+              </w:rPr>
+              <w:t xml:space="preserve">Case File: The Multiplied Evidence</w:t>
+            </w:r>
+          </w:p>
+          <w:p>
+            <w:pPr>
+              <w:spacing w:after="0"/>
+            </w:pPr>
+            <w:r>
+              <w:rPr>
+                <w:sz w:val="21"/>
+                <w:szCs w:val="21"/>
+              </w:rPr>
+              <w:t xml:space="preserve">Detective Park discovered that 3 identical locked boxes contain a total of 21 pieces of evidence. She writes the equation 3x = 21 to find how many pieces are in each box. How can she solve for x?</w:t>
+            </w:r>
+          </w:p>
+        </w:tc>
+      </w:tr>
+    </w:tbl>
+    <w:p>
+      <w:pPr>
+        <w:spacing w:after="80"/>
+      </w:pPr>
+      <w:r>
+        <w:t xml:space="preserve"/>
+      </w:r>
+    </w:p>
+    <w:p>
+      <w:pPr>
+        <w:spacing w:after="50" w:before="60"/>
+      </w:pPr>
+      <w:r>
+        <w:rPr>
+          <w:b/>
+          <w:bCs/>
+          <w:color w:val="12355B"/>
+          <w:sz w:val="21"/>
+          <w:szCs w:val="21"/>
+        </w:rPr>
+        <w:t xml:space="preserve">Think about:</w:t>
+      </w:r>
+    </w:p>
+    <w:p>
+      <w:pPr>
+        <w:spacing w:after="40"/>
+        <w:ind w:left="300"/>
+      </w:pPr>
+      <w:r>
+        <w:rPr>
+          <w:sz w:val="20"/>
+          <w:szCs w:val="20"/>
+        </w:rPr>
+        <w:t xml:space="preserve">•  What does the 3 represent in the equation?</w:t>
+      </w:r>
+    </w:p>
+    <w:p>
+      <w:pPr>
+        <w:spacing w:after="40"/>
+        <w:ind w:left="300"/>
+      </w:pPr>
+      <w:r>
+        <w:rPr>
+          <w:sz w:val="20"/>
+          <w:szCs w:val="20"/>
+        </w:rPr>
+        <w:t xml:space="preserve">•  What does x represent?</w:t>
+      </w:r>
+    </w:p>
+    <w:p>
+      <w:pPr>
+        <w:spacing w:after="40"/>
+        <w:ind w:left="300"/>
+      </w:pPr>
+      <w:r>
+        <w:rPr>
+          <w:sz w:val="20"/>
+          <w:szCs w:val="20"/>
+        </w:rPr>
+        <w:t xml:space="preserve">•  What operation connects 3 and x?</w:t>
+      </w:r>
+    </w:p>
+    <w:p>
+      <w:pPr>
+        <w:spacing w:after="40"/>
+        <w:ind w:left="300"/>
+      </w:pPr>
+      <w:r>
+        <w:rPr>
+          <w:sz w:val="20"/>
+          <w:szCs w:val="20"/>
+        </w:rPr>
+        <w:t xml:space="preserve">•  What if there were 5 boxes instead of 3?</w:t>
+      </w:r>
+    </w:p>
+    <w:p>
+      <w:pPr>
+        <w:spacing w:after="40"/>
+        <w:ind w:left="300"/>
+      </w:pPr>
+      <w:r>
+        <w:rPr>
+          <w:sz w:val="20"/>
+          <w:szCs w:val="20"/>
+        </w:rPr>
+        <w:t xml:space="preserve">•  How is solving 3x = 21 different from solving x + 3 = 21?</w:t>
+      </w:r>
+    </w:p>
+    <w:p>
+      <w:pPr>
+        <w:pStyle w:val="Heading2"/>
+        <w:spacing w:after="80" w:before="180"/>
+      </w:pPr>
+      <w:r>
+        <w:rPr>
+          <w:b/>
+          <w:bCs/>
+          <w:color w:val="12355B"/>
+          <w:sz w:val="24"/>
+          <w:szCs w:val="24"/>
+        </w:rPr>
+        <w:t xml:space="preserve">Solved Example</w:t>
+      </w:r>
+      <w:r>
+        <w:rPr>
+          <w:i/>
+          <w:iCs/>
+          <w:color w:val="1FA6A2"/>
+          <w:sz w:val="19"/>
+          <w:szCs w:val="19"/>
+        </w:rPr>
+        <w:t xml:space="preserve">   I Do — watch each step</w:t>
+      </w:r>
+    </w:p>
+    <w:p>
+      <w:pPr>
+        <w:keepNext/>
+        <w:spacing w:after="40"/>
+      </w:pPr>
+      <w:r>
+        <w:rPr>
+          <w:b/>
+          <w:bCs/>
+          <w:color w:val="12355B"/>
+          <w:sz w:val="21"/>
+          <w:szCs w:val="21"/>
+        </w:rPr>
+        <w:t xml:space="preserve">Problem:  </w:t>
+      </w:r>
+      <w:r>
+        <w:rPr>
+          <w:sz w:val="21"/>
+          <w:szCs w:val="21"/>
+        </w:rPr>
+        <w:t xml:space="preserve">Solve: 6x = 42</w:t>
+      </w:r>
+    </w:p>
+    <w:p>
+      <w:pPr>
+        <w:spacing w:after="30"/>
+        <w:ind w:left="420"/>
+      </w:pPr>
+      <w:r>
+        <w:rPr>
+          <w:sz w:val="20"/>
+          <w:szCs w:val="20"/>
+        </w:rPr>
+        <w:t xml:space="preserve">A)  x = 7</w:t>
+      </w:r>
+    </w:p>
+    <w:p>
+      <w:pPr>
+        <w:spacing w:after="30"/>
+        <w:ind w:left="420"/>
+      </w:pPr>
+      <w:r>
+        <w:rPr>
+          <w:sz w:val="20"/>
+          <w:szCs w:val="20"/>
+        </w:rPr>
+        <w:t xml:space="preserve">B)  x = 48</w:t>
+      </w:r>
+    </w:p>
+    <w:p>
+      <w:pPr>
+        <w:spacing w:after="30"/>
+        <w:ind w:left="420"/>
+      </w:pPr>
+      <w:r>
+        <w:rPr>
+          <w:sz w:val="20"/>
+          <w:szCs w:val="20"/>
+        </w:rPr>
+        <w:t xml:space="preserve">C)  x = 36</w:t>
+      </w:r>
+    </w:p>
+    <w:p>
+      <w:pPr>
+        <w:spacing w:after="30"/>
+        <w:ind w:left="420"/>
+      </w:pPr>
+      <w:r>
+        <w:rPr>
+          <w:sz w:val="20"/>
+          <w:szCs w:val="20"/>
+        </w:rPr>
+        <w:t xml:space="preserve">D)  x = 252</w:t>
+      </w:r>
+    </w:p>
+    <w:p>
+      <w:pPr>
+        <w:spacing w:after="20" w:before="50"/>
+      </w:pPr>
+      <w:r>
+        <w:rPr>
+          <w:b/>
+          <w:bCs/>
+          <w:color w:val="1FA6A2"/>
+          <w:sz w:val="21"/>
+          <w:szCs w:val="21"/>
+        </w:rPr>
+        <w:t xml:space="preserve">Step 1:  </w:t>
+      </w:r>
+      <w:r>
+        <w:rPr>
+          <w:sz w:val="21"/>
+          <w:szCs w:val="21"/>
+        </w:rPr>
+        <w:t xml:space="preserve">Divide both sides by 6: x = 42 ÷ 6 = 7.</w:t>
+      </w:r>
+    </w:p>
+    <w:p>
+      <w:pPr>
+        <w:spacing w:after="20" w:before="50"/>
+      </w:pPr>
+      <w:r>
+        <w:rPr>
+          <w:b/>
+          <w:bCs/>
+          <w:color w:val="1FA6A2"/>
+          <w:sz w:val="21"/>
+          <w:szCs w:val="21"/>
+        </w:rPr>
+        <w:t xml:space="preserve">Step 2:  </w:t>
+      </w:r>
+      <w:r>
+        <w:rPr>
+          <w:sz w:val="21"/>
+          <w:szCs w:val="21"/>
+        </w:rPr>
+        <w:t xml:space="preserve">Check: 6 × 7 = 42 ✓</w:t>
+      </w:r>
+    </w:p>
+    <w:p>
+      <w:pPr>
+        <w:spacing w:after="40" w:before="60"/>
+      </w:pPr>
+      <w:r>
+        <w:rPr>
+          <w:b/>
+          <w:bCs/>
+          <w:color w:val="12355B"/>
+          <w:sz w:val="21"/>
+          <w:szCs w:val="21"/>
+        </w:rPr>
+        <w:t xml:space="preserve">Answer:  </w:t>
+      </w:r>
+      <w:r>
+        <w:rPr>
+          <w:b/>
+          <w:bCs/>
+          <w:sz w:val="21"/>
+          <w:szCs w:val="21"/>
+        </w:rPr>
+        <w:t xml:space="preserve">A. x = 7</w:t>
+      </w:r>
+    </w:p>
+    <w:p>
+      <w:pPr>
+        <w:pStyle w:val="Heading1"/>
+        <w:pageBreakBefore/>
+        <w:pBdr>
+          <w:bottom w:val="single" w:color="1FA6A2" w:sz="14" w:space="6"/>
+        </w:pBdr>
+        <w:spacing w:after="140" w:before="0"/>
+      </w:pPr>
+      <w:r>
+        <w:rPr>
+          <w:b/>
+          <w:bCs/>
+          <w:color w:val="12355B"/>
+          <w:sz w:val="30"/>
+          <w:szCs w:val="30"/>
+        </w:rPr>
+        <w:t xml:space="preserve">Guided Practice</w:t>
+      </w:r>
+    </w:p>
+    <w:p>
+      <w:pPr>
+        <w:pStyle w:val="Heading2"/>
+        <w:spacing w:after="80" w:before="180"/>
+      </w:pPr>
+      <w:r>
+        <w:rPr>
+          <w:b/>
+          <w:bCs/>
+          <w:color w:val="12355B"/>
+          <w:sz w:val="24"/>
+          <w:szCs w:val="24"/>
+        </w:rPr>
+        <w:t xml:space="preserve">Solve Together</w:t>
+      </w:r>
+      <w:r>
+        <w:rPr>
+          <w:i/>
+          <w:iCs/>
+          <w:color w:val="6B4FA0"/>
+          <w:sz w:val="19"/>
+          <w:szCs w:val="19"/>
+        </w:rPr>
+        <w:t xml:space="preserve">   We Do — work with your class</w:t>
+      </w:r>
+    </w:p>
+    <w:p>
+      <w:pPr>
+        <w:keepNext/>
+        <w:spacing w:after="40" w:before="40"/>
+      </w:pPr>
+      <w:r>
+        <w:rPr>
+          <w:b/>
+          <w:bCs/>
+          <w:color w:val="12355B"/>
+          <w:sz w:val="21"/>
+          <w:szCs w:val="21"/>
+        </w:rPr>
+        <w:t xml:space="preserve">Problem:  </w:t>
+      </w:r>
+      <w:r>
+        <w:rPr>
+          <w:sz w:val="21"/>
+          <w:szCs w:val="21"/>
+        </w:rPr>
+        <w:t xml:space="preserve">Solve: n / 3 = 8</w:t>
+      </w:r>
+    </w:p>
+    <w:p>
+      <w:pPr>
+        <w:spacing w:after="30"/>
+        <w:ind w:left="420"/>
+      </w:pPr>
+      <w:r>
+        <w:rPr>
+          <w:sz w:val="20"/>
+          <w:szCs w:val="20"/>
+        </w:rPr>
+        <w:t xml:space="preserve">A)  n = 24</w:t>
+      </w:r>
+    </w:p>
+    <w:p>
+      <w:pPr>
+        <w:spacing w:after="30"/>
+        <w:ind w:left="420"/>
+      </w:pPr>
+      <w:r>
+        <w:rPr>
+          <w:sz w:val="20"/>
+          <w:szCs w:val="20"/>
+        </w:rPr>
+        <w:t xml:space="preserve">B)  n = 11</w:t>
+      </w:r>
+    </w:p>
+    <w:p>
+      <w:pPr>
+        <w:spacing w:after="30"/>
+        <w:ind w:left="420"/>
+      </w:pPr>
+      <w:r>
+        <w:rPr>
+          <w:sz w:val="20"/>
+          <w:szCs w:val="20"/>
+        </w:rPr>
+        <w:t xml:space="preserve">C)  n = 5</w:t>
+      </w:r>
+    </w:p>
+    <w:p>
+      <w:pPr>
+        <w:spacing w:after="30"/>
+        <w:ind w:left="420"/>
+      </w:pPr>
+      <w:r>
+        <w:rPr>
+          <w:sz w:val="20"/>
+          <w:szCs w:val="20"/>
+        </w:rPr>
+        <w:t xml:space="preserve">D)  n = 3</w:t>
+      </w:r>
+    </w:p>
+    <w:p>
+      <w:pPr>
+        <w:keepNext/>
+        <w:spacing w:after="0" w:before="50"/>
+      </w:pPr>
+      <w:r>
+        <w:rPr>
+          <w:b/>
+          <w:bCs/>
+          <w:color w:val="6B4FA0"/>
+          <w:sz w:val="21"/>
+          <w:szCs w:val="21"/>
+        </w:rPr>
+        <w:t xml:space="preserve">Step 1:</w:t>
+      </w:r>
+    </w:p>
+    <w:p>
+      <w:pPr>
+        <w:pBdr>
+          <w:bottom w:val="single" w:color="AFBECC" w:sz="6"/>
+        </w:pBdr>
+        <w:spacing w:after="30" w:before="150"/>
+      </w:pPr>
+      <w:r>
+        <w:t xml:space="preserve"/>
+      </w:r>
+    </w:p>
+    <w:p>
+      <w:pPr>
+        <w:keepNext/>
+        <w:spacing w:after="0" w:before="50"/>
+      </w:pPr>
+      <w:r>
+        <w:rPr>
+          <w:b/>
+          <w:bCs/>
+          <w:color w:val="6B4FA0"/>
+          <w:sz w:val="21"/>
+          <w:szCs w:val="21"/>
+        </w:rPr>
+        <w:t xml:space="preserve">Step 2:</w:t>
+      </w:r>
+    </w:p>
+    <w:p>
+      <w:pPr>
+        <w:pBdr>
+          <w:bottom w:val="single" w:color="AFBECC" w:sz="6"/>
+        </w:pBdr>
+        <w:spacing w:after="30" w:before="150"/>
+      </w:pPr>
+      <w:r>
+        <w:t xml:space="preserve"/>
+      </w:r>
+    </w:p>
+    <w:p>
+      <w:pPr>
+        <w:keepNext/>
+        <w:spacing w:after="0" w:before="60"/>
+      </w:pPr>
+      <w:r>
+        <w:rPr>
+          <w:b/>
+          <w:bCs/>
+          <w:color w:val="12355B"/>
+          <w:sz w:val="21"/>
+          <w:szCs w:val="21"/>
+        </w:rPr>
+        <w:t xml:space="preserve">Answer:</w:t>
+      </w:r>
+    </w:p>
+    <w:p>
+      <w:pPr>
+        <w:pBdr>
+          <w:bottom w:val="single" w:color="AFBECC" w:sz="6"/>
+        </w:pBdr>
+        <w:spacing w:after="30" w:before="150"/>
+      </w:pPr>
+      <w:r>
+        <w:t xml:space="preserve"/>
+      </w:r>
+    </w:p>
+    <w:p>
+      <w:pPr>
+        <w:spacing w:after="80"/>
+      </w:pPr>
+      <w:r>
+        <w:t xml:space="preserve"/>
+      </w:r>
+    </w:p>
+    <w:tbl>
+      <w:tblPr>
+        <w:tblW w:type="pct" w:w="100%"/>
+        <w:tblBorders>
+          <w:top w:val="single" w:color="BBD0DE" w:sz="8"/>
+          <w:left w:val="single" w:color="BBD0DE" w:sz="8"/>
+          <w:bottom w:val="single" w:color="BBD0DE" w:sz="8"/>
+          <w:right w:val="single" w:color="BBD0DE" w:sz="8"/>
+          <w:insideH w:val="single" w:color="auto" w:sz="4"/>
+          <w:insideV w:val="single" w:color="auto" w:sz="4"/>
+        </w:tblBorders>
+      </w:tblPr>
+      <w:tblGrid>
+        <w:gridCol w:w="100"/>
+      </w:tblGrid>
+      <w:tr>
+        <w:tc>
+          <w:tcPr>
+            <w:shd w:fill="EEF4F8" w:color="auto" w:val="clear"/>
+            <w:tcMar>
+              <w:top w:type="dxa" w:w="120"/>
+              <w:left w:type="dxa" w:w="180"/>
+              <w:bottom w:type="dxa" w:w="120"/>
+              <w:right w:type="dxa" w:w="180"/>
+            </w:tcMar>
+          </w:tcPr>
+          <w:p>
+            <w:pPr>
               <w:spacing w:after="60"/>
             </w:pPr>
             <w:r>
@@ -3547,6 +4843,97 @@
           <w:szCs w:val="19"/>
         </w:rPr>
         <w:t xml:space="preserve">  — Multiply both sides by 8: w = 6 × 8 = 48. Check: 48 / 8 = 6 ✓</w:t>
+      </w:r>
+    </w:p>
+    <w:p>
+      <w:pPr>
+        <w:pStyle w:val="Heading2"/>
+        <w:spacing w:after="80" w:before="180"/>
+      </w:pPr>
+      <w:r>
+        <w:rPr>
+          <w:b/>
+          <w:bCs/>
+          <w:color w:val="12355B"/>
+          <w:sz w:val="24"/>
+          <w:szCs w:val="24"/>
+        </w:rPr>
+        <w:t xml:space="preserve">Math Writing Criteria</w:t>
+      </w:r>
+    </w:p>
+    <w:p>
+      <w:pPr>
+        <w:spacing w:after="100"/>
+      </w:pPr>
+      <w:r>
+        <w:rPr>
+          <w:i/>
+          <w:iCs/>
+          <w:color w:val="5F6F80"/>
+          <w:sz w:val="19"/>
+          <w:szCs w:val="19"/>
+        </w:rPr>
+        <w:t xml:space="preserve">The support level changes the amount of language scaffolding, not the mathematical expectation.</w:t>
+      </w:r>
+    </w:p>
+    <w:p>
+      <w:pPr>
+        <w:spacing w:after="80"/>
+      </w:pPr>
+      <w:r>
+        <w:rPr>
+          <w:sz w:val="20"/>
+          <w:szCs w:val="20"/>
+        </w:rPr>
+        <w:t xml:space="preserve">☐  I answered the question.</w:t>
+      </w:r>
+    </w:p>
+    <w:p>
+      <w:pPr>
+        <w:spacing w:after="80"/>
+      </w:pPr>
+      <w:r>
+        <w:rPr>
+          <w:sz w:val="20"/>
+          <w:szCs w:val="20"/>
+        </w:rPr>
+        <w:t xml:space="preserve">☐  I used math evidence: numbers, an equation, a model, or a comparison.</w:t>
+      </w:r>
+    </w:p>
+    <w:p>
+      <w:pPr>
+        <w:spacing w:after="80"/>
+      </w:pPr>
+      <w:r>
+        <w:rPr>
+          <w:sz w:val="20"/>
+          <w:szCs w:val="20"/>
+        </w:rPr>
+        <w:t xml:space="preserve">☐  I explained how the evidence proves my answer.</w:t>
+      </w:r>
+    </w:p>
+    <w:p>
+      <w:pPr>
+        <w:spacing w:after="80"/>
+      </w:pPr>
+      <w:r>
+        <w:rPr>
+          <w:sz w:val="20"/>
+          <w:szCs w:val="20"/>
+        </w:rPr>
+        <w:t xml:space="preserve">☐  I used at least two math words.</w:t>
+      </w:r>
+    </w:p>
+    <w:p>
+      <w:pPr>
+        <w:spacing w:after="80"/>
+      </w:pPr>
+      <w:r>
+        <w:rPr>
+          <w:sz w:val="20"/>
+          <w:szCs w:val="20"/>
+        </w:rPr>
+        <w:t xml:space="preserve">☐  I reread complete sentences and punctuation.</w:t>
       </w:r>
     </w:p>
     <w:sectPr>

--- a/lessons/7-3/downloads/7-3-notes-teacher.docx
+++ b/lessons/7-3/downloads/7-3-notes-teacher.docx
@@ -180,7 +180,7 @@
                 <w:sz w:val="20"/>
                 <w:szCs w:val="20"/>
               </w:rPr>
-              <w:t xml:space="preserve">I can identify integers and find their absolute value.</w:t>
+              <w:t xml:space="preserve">I can find the absolute value of a rational number — an integer, fraction, or decimal — as its distance from zero.</w:t>
             </w:r>
           </w:p>
           <w:p>
@@ -202,7 +202,7 @@
                 <w:sz w:val="20"/>
                 <w:szCs w:val="20"/>
               </w:rPr>
-              <w:t xml:space="preserve">I can explain my reasoning using the words integer, positive, negative, absolute value, and opposite.</w:t>
+              <w:t xml:space="preserve">I can explain absolute value using the words distance, zero, opposite, and rational number.</w:t>
             </w:r>
           </w:p>
         </w:tc>
@@ -1174,6 +1174,160 @@
         </w:tc>
       </w:tr>
     </w:tbl>
+    <w:tbl>
+      <w:tblPr>
+        <w:tblW w:type="pct" w:w="100%"/>
+        <w:tblBorders>
+          <w:top w:val="none" w:color="FFFFFF" w:sz="0"/>
+          <w:left w:val="none" w:color="FFFFFF" w:sz="0"/>
+          <w:bottom w:val="single" w:color="C7D2DD" w:sz="4"/>
+          <w:right w:val="none" w:color="FFFFFF" w:sz="0"/>
+          <w:insideH w:val="none" w:color="FFFFFF" w:sz="0"/>
+          <w:insideV w:val="none" w:color="FFFFFF" w:sz="0"/>
+        </w:tblBorders>
+      </w:tblPr>
+      <w:tblGrid>
+        <w:gridCol w:w="1800"/>
+        <w:gridCol w:w="7560"/>
+      </w:tblGrid>
+      <w:tr>
+        <w:trPr>
+          <w:cantSplit/>
+        </w:trPr>
+        <w:tc>
+          <w:tcPr>
+            <w:tcW w:type="dxa" w:w="1800"/>
+            <w:tcMar>
+              <w:top w:type="dxa" w:w="100"/>
+              <w:left w:type="dxa" w:w="40"/>
+              <w:bottom w:type="dxa" w:w="100"/>
+              <w:right w:type="dxa" w:w="120"/>
+            </w:tcMar>
+            <w:vAlign w:val="center"/>
+          </w:tcPr>
+          <w:p>
+            <w:pPr>
+              <w:spacing w:after="0"/>
+              <w:jc w:val="center"/>
+            </w:pPr>
+            <w:r>
+              <w:drawing>
+                <wp:inline distT="0" distB="0" distL="0" distR="0">
+                  <wp:extent cx="1047750" cy="790575"/>
+                  <wp:effectExtent t="0" r="0" b="0" l="0"/>
+                  <wp:docPr id="1" name="" descr="" title=""/>
+                  <wp:cNvGraphicFramePr>
+                    <a:graphicFrameLocks xmlns:a="http://schemas.openxmlformats.org/drawingml/2006/main" noChangeAspect="1"/>
+                  </wp:cNvGraphicFramePr>
+                  <a:graphic xmlns:a="http://schemas.openxmlformats.org/drawingml/2006/main">
+                    <a:graphicData uri="http://schemas.openxmlformats.org/drawingml/2006/picture">
+                      <pic:pic xmlns:pic="http://schemas.openxmlformats.org/drawingml/2006/picture">
+                        <pic:nvPicPr>
+                          <pic:cNvPr id="0" name="" descr=""/>
+                          <pic:cNvPicPr>
+                            <a:picLocks noChangeAspect="1" noChangeArrowheads="1"/>
+                          </pic:cNvPicPr>
+                        </pic:nvPicPr>
+                        <pic:blipFill>
+                          <a:blip r:embed="rId15" cstate="none"/>
+                          <a:srcRect/>
+                          <a:stretch>
+                            <a:fillRect/>
+                          </a:stretch>
+                        </pic:blipFill>
+                        <pic:spPr bwMode="auto">
+                          <a:xfrm>
+                            <a:off x="0" y="0"/>
+                            <a:ext cx="1047750" cy="790575"/>
+                          </a:xfrm>
+                          <a:prstGeom prst="rect">
+                            <a:avLst/>
+                          </a:prstGeom>
+                        </pic:spPr>
+                      </pic:pic>
+                    </a:graphicData>
+                  </a:graphic>
+                </wp:inline>
+              </w:drawing>
+            </w:r>
+          </w:p>
+        </w:tc>
+        <w:tc>
+          <w:tcPr>
+            <w:tcW w:type="dxa" w:w="7560"/>
+            <w:tcMar>
+              <w:top w:type="dxa" w:w="100"/>
+              <w:left w:type="dxa" w:w="40"/>
+              <w:bottom w:type="dxa" w:w="100"/>
+              <w:right w:type="dxa" w:w="40"/>
+            </w:tcMar>
+            <w:vAlign w:val="center"/>
+          </w:tcPr>
+          <w:p>
+            <w:pPr>
+              <w:spacing w:after="50"/>
+            </w:pPr>
+            <w:r>
+              <w:rPr>
+                <w:b/>
+                <w:bCs/>
+                <w:color w:val="12355B"/>
+                <w:sz w:val="24"/>
+                <w:szCs w:val="24"/>
+              </w:rPr>
+              <w:t xml:space="preserve">Rational number</w:t>
+            </w:r>
+            <w:r>
+              <w:rPr>
+                <w:i/>
+                <w:iCs/>
+                <w:color w:val="5F6F80"/>
+                <w:sz w:val="19"/>
+                <w:szCs w:val="19"/>
+              </w:rPr>
+              <w:t xml:space="preserve">   Número racional</w:t>
+            </w:r>
+          </w:p>
+          <w:p>
+            <w:pPr>
+              <w:spacing w:after="40"/>
+            </w:pPr>
+            <w:r>
+              <w:rPr>
+                <w:sz w:val="21"/>
+                <w:szCs w:val="21"/>
+              </w:rPr>
+              <w:t xml:space="preserve">Any number that can be written as a fraction, including whole numbers, decimals, and negatives.</w:t>
+            </w:r>
+          </w:p>
+          <w:p>
+            <w:pPr>
+              <w:spacing w:after="0"/>
+            </w:pPr>
+            <w:r>
+              <w:rPr>
+                <w:b/>
+                <w:bCs/>
+                <w:color w:val="1FA6A2"/>
+                <w:sz w:val="18"/>
+                <w:szCs w:val="18"/>
+              </w:rPr>
+              <w:t xml:space="preserve">Example:  </w:t>
+            </w:r>
+            <w:r>
+              <w:rPr>
+                <w:i/>
+                <w:iCs/>
+                <w:color w:val="5F6F80"/>
+                <w:sz w:val="18"/>
+                <w:szCs w:val="18"/>
+              </w:rPr>
+              <w:t xml:space="preserve">−2.5, 3/4, and −4 are all rational numbers</w:t>
+            </w:r>
+          </w:p>
+        </w:tc>
+      </w:tr>
+    </w:tbl>
     <w:p>
       <w:pPr>
         <w:pStyle w:val="Heading1"/>
@@ -1260,7 +1414,7 @@
                 <w:sz w:val="21"/>
                 <w:szCs w:val="21"/>
               </w:rPr>
-              <w:t xml:space="preserve">Integers and Absolute Value      •      Integer      •      Positive      •      Negative      •      Absolute value      •      Opposite</w:t>
+              <w:t xml:space="preserve">Integers and Absolute Value      •      Integer      •      Positive      •      Negative      •      Absolute value      •      Opposite      •      Rational number</w:t>
             </w:r>
           </w:p>
         </w:tc>
@@ -1293,7 +1447,7 @@
           <w:sz w:val="22"/>
           <w:szCs w:val="22"/>
         </w:rPr>
-        <w:t xml:space="preserve">__________  —  Integers are whole numbers and their opposites; absolute value is their distance from zero.</w:t>
+        <w:t xml:space="preserve">The distance of an integer from zero is its ___ ___.</w:t>
       </w:r>
     </w:p>
     <w:p>
@@ -1404,6 +1558,28 @@
           <w:szCs w:val="22"/>
         </w:rPr>
         <w:t xml:space="preserve">Two numbers the same distance from zero but on different sides, like 4 and −4, are ___.</w:t>
+      </w:r>
+    </w:p>
+    <w:p>
+      <w:pPr>
+        <w:spacing w:after="120" w:before="80"/>
+      </w:pPr>
+      <w:r>
+        <w:rPr>
+          <w:b/>
+          <w:bCs/>
+          <w:color w:val="12355B"/>
+          <w:sz w:val="22"/>
+          <w:szCs w:val="22"/>
+        </w:rPr>
+        <w:t xml:space="preserve">7.  </w:t>
+      </w:r>
+      <w:r>
+        <w:rPr>
+          <w:sz w:val="22"/>
+          <w:szCs w:val="22"/>
+        </w:rPr>
+        <w:t xml:space="preserve">Any number that can be written as a fraction is a ___ ___.</w:t>
       </w:r>
     </w:p>
     <w:p>
@@ -4075,32 +4251,6 @@
     </w:tbl>
     <w:p>
       <w:pPr>
-        <w:pStyle w:val="Heading2"/>
-        <w:spacing w:after="80" w:before="180"/>
-      </w:pPr>
-      <w:r>
-        <w:rPr>
-          <w:b/>
-          <w:bCs/>
-          <w:color w:val="12355B"/>
-          <w:sz w:val="24"/>
-          <w:szCs w:val="24"/>
-        </w:rPr>
-        <w:t xml:space="preserve">On Level</w:t>
-      </w:r>
-      <w:r>
-        <w:rPr>
-          <w:i/>
-          <w:iCs/>
-          <w:color w:val="12355B"/>
-          <w:sz w:val="19"/>
-          <w:szCs w:val="19"/>
-        </w:rPr>
-        <w:t xml:space="preserve">   grade-level practice</w:t>
-      </w:r>
-    </w:p>
-    <w:p>
-      <w:pPr>
         <w:keepNext/>
         <w:spacing w:after="60" w:before="160"/>
       </w:pPr>
@@ -4121,7 +4271,7 @@
           <w:sz w:val="21"/>
           <w:szCs w:val="21"/>
         </w:rPr>
-        <w:t xml:space="preserve">Which statement about absolute value is TRUE?</w:t>
+        <w:t xml:space="preserve">What is |−2.5|?</w:t>
       </w:r>
     </w:p>
     <w:p>
@@ -4134,7 +4284,7 @@
           <w:sz w:val="20"/>
           <w:szCs w:val="20"/>
         </w:rPr>
-        <w:t xml:space="preserve">A)  |-4| = |4| because both are 4 units from zero</w:t>
+        <w:t xml:space="preserve">A)  2.5</w:t>
       </w:r>
     </w:p>
     <w:p>
@@ -4147,7 +4297,7 @@
           <w:sz w:val="20"/>
           <w:szCs w:val="20"/>
         </w:rPr>
-        <w:t xml:space="preserve">B)  |-4| = -4 because the number is negative</w:t>
+        <w:t xml:space="preserve">B)  −2.5</w:t>
       </w:r>
     </w:p>
     <w:p>
@@ -4160,7 +4310,7 @@
           <w:sz w:val="20"/>
           <w:szCs w:val="20"/>
         </w:rPr>
-        <w:t xml:space="preserve">C)  |4| &gt; |-4| because positive is always bigger</w:t>
+        <w:t xml:space="preserve">C)  0</w:t>
       </w:r>
     </w:p>
     <w:p>
@@ -4173,7 +4323,7 @@
           <w:sz w:val="20"/>
           <w:szCs w:val="20"/>
         </w:rPr>
-        <w:t xml:space="preserve">D)  |-4| = 0 because negatives cancel out</w:t>
+        <w:t xml:space="preserve">D)  25</w:t>
       </w:r>
     </w:p>
     <w:p>
@@ -4231,6 +4381,162 @@
     </w:tbl>
     <w:p>
       <w:pPr>
+        <w:pStyle w:val="Heading2"/>
+        <w:spacing w:after="80" w:before="180"/>
+      </w:pPr>
+      <w:r>
+        <w:rPr>
+          <w:b/>
+          <w:bCs/>
+          <w:color w:val="12355B"/>
+          <w:sz w:val="24"/>
+          <w:szCs w:val="24"/>
+        </w:rPr>
+        <w:t xml:space="preserve">On Level</w:t>
+      </w:r>
+      <w:r>
+        <w:rPr>
+          <w:i/>
+          <w:iCs/>
+          <w:color w:val="12355B"/>
+          <w:sz w:val="19"/>
+          <w:szCs w:val="19"/>
+        </w:rPr>
+        <w:t xml:space="preserve">   grade-level practice</w:t>
+      </w:r>
+    </w:p>
+    <w:p>
+      <w:pPr>
+        <w:keepNext/>
+        <w:spacing w:after="60" w:before="160"/>
+      </w:pPr>
+      <w:r>
+        <w:rPr>
+          <w:b/>
+          <w:bCs/>
+          <w:color w:val="12355B"/>
+          <w:sz w:val="22"/>
+          <w:szCs w:val="22"/>
+        </w:rPr>
+        <w:t xml:space="preserve">3.  </w:t>
+      </w:r>
+      <w:r>
+        <w:rPr>
+          <w:b/>
+          <w:bCs/>
+          <w:sz w:val="21"/>
+          <w:szCs w:val="21"/>
+        </w:rPr>
+        <w:t xml:space="preserve">Which statement about absolute value is TRUE?</w:t>
+      </w:r>
+    </w:p>
+    <w:p>
+      <w:pPr>
+        <w:spacing w:after="40"/>
+        <w:ind w:left="420"/>
+      </w:pPr>
+      <w:r>
+        <w:rPr>
+          <w:sz w:val="20"/>
+          <w:szCs w:val="20"/>
+        </w:rPr>
+        <w:t xml:space="preserve">A)  |-4| = |4| because both are 4 units from zero</w:t>
+      </w:r>
+    </w:p>
+    <w:p>
+      <w:pPr>
+        <w:spacing w:after="40"/>
+        <w:ind w:left="420"/>
+      </w:pPr>
+      <w:r>
+        <w:rPr>
+          <w:sz w:val="20"/>
+          <w:szCs w:val="20"/>
+        </w:rPr>
+        <w:t xml:space="preserve">B)  |-4| = -4 because the number is negative</w:t>
+      </w:r>
+    </w:p>
+    <w:p>
+      <w:pPr>
+        <w:spacing w:after="40"/>
+        <w:ind w:left="420"/>
+      </w:pPr>
+      <w:r>
+        <w:rPr>
+          <w:sz w:val="20"/>
+          <w:szCs w:val="20"/>
+        </w:rPr>
+        <w:t xml:space="preserve">C)  |4| &gt; |-4| because positive is always bigger</w:t>
+      </w:r>
+    </w:p>
+    <w:p>
+      <w:pPr>
+        <w:spacing w:after="40"/>
+        <w:ind w:left="420"/>
+      </w:pPr>
+      <w:r>
+        <w:rPr>
+          <w:sz w:val="20"/>
+          <w:szCs w:val="20"/>
+        </w:rPr>
+        <w:t xml:space="preserve">D)  |-4| = 0 because negatives cancel out</w:t>
+      </w:r>
+    </w:p>
+    <w:p>
+      <w:pPr>
+        <w:spacing w:after="20"/>
+      </w:pPr>
+      <w:r>
+        <w:t xml:space="preserve"/>
+      </w:r>
+    </w:p>
+    <w:tbl>
+      <w:tblPr>
+        <w:tblW w:type="pct" w:w="100%"/>
+        <w:tblBorders>
+          <w:top w:val="single" w:color="C7D2DD" w:sz="6"/>
+          <w:left w:val="single" w:color="C7D2DD" w:sz="6"/>
+          <w:bottom w:val="single" w:color="C7D2DD" w:sz="6"/>
+          <w:right w:val="single" w:color="C7D2DD" w:sz="6"/>
+          <w:insideH w:val="single" w:color="auto" w:sz="4"/>
+          <w:insideV w:val="single" w:color="auto" w:sz="4"/>
+        </w:tblBorders>
+      </w:tblPr>
+      <w:tblGrid>
+        <w:gridCol w:w="100"/>
+      </w:tblGrid>
+      <w:tr>
+        <w:tc>
+          <w:tcPr>
+            <w:shd w:fill="FBF3E2" w:color="auto" w:val="clear"/>
+            <w:tcMar>
+              <w:top w:type="dxa" w:w="60"/>
+              <w:left w:type="dxa" w:w="120"/>
+              <w:bottom w:type="dxa" w:w="60"/>
+              <w:right w:type="dxa" w:w="120"/>
+            </w:tcMar>
+          </w:tcPr>
+          <w:p>
+            <w:pPr>
+              <w:spacing w:after="0" w:line="320"/>
+            </w:pPr>
+            <w:r>
+              <w:t xml:space="preserve"/>
+            </w:r>
+          </w:p>
+          <w:p>
+            <w:pPr>
+              <w:spacing w:after="0" w:line="320"/>
+            </w:pPr>
+            <w:r>
+              <w:t xml:space="preserve"/>
+            </w:r>
+          </w:p>
+        </w:tc>
+      </w:tr>
+    </w:tbl>
+    <w:p>
+      <w:pPr>
         <w:pStyle w:val="Heading1"/>
         <w:pageBreakBefore/>
         <w:pBdr>
@@ -4525,6 +4831,27 @@
     </w:p>
     <w:p>
       <w:pPr>
+        <w:spacing w:after="80"/>
+      </w:pPr>
+      <w:r>
+        <w:rPr>
+          <w:b/>
+          <w:bCs/>
+          <w:sz w:val="21"/>
+          <w:szCs w:val="21"/>
+        </w:rPr>
+        <w:t xml:space="preserve">Notes 7:  </w:t>
+      </w:r>
+      <w:r>
+        <w:rPr>
+          <w:sz w:val="21"/>
+          <w:szCs w:val="21"/>
+        </w:rPr>
+        <w:t xml:space="preserve">Rational number</w:t>
+      </w:r>
+    </w:p>
+    <w:p>
+      <w:pPr>
         <w:pStyle w:val="Heading2"/>
         <w:spacing w:after="80" w:before="180"/>
       </w:pPr>
@@ -4671,6 +4998,37 @@
     </w:p>
     <w:p>
       <w:pPr>
+        <w:spacing w:after="80"/>
+      </w:pPr>
+      <w:r>
+        <w:rPr>
+          <w:b/>
+          <w:bCs/>
+          <w:sz w:val="21"/>
+          <w:szCs w:val="21"/>
+        </w:rPr>
+        <w:t xml:space="preserve">2.  </w:t>
+      </w:r>
+      <w:r>
+        <w:rPr>
+          <w:sz w:val="21"/>
+          <w:szCs w:val="21"/>
+        </w:rPr>
+        <w:t xml:space="preserve">A)  2.5</w:t>
+      </w:r>
+      <w:r>
+        <w:rPr>
+          <w:i/>
+          <w:iCs/>
+          <w:color w:val="5F6F80"/>
+          <w:sz w:val="19"/>
+          <w:szCs w:val="19"/>
+        </w:rPr>
+        <w:t xml:space="preserve">  — Absolute value is distance from zero, and −2.5 sits 2.5 units from zero, so |−2.5| = 2.5.</w:t>
+      </w:r>
+    </w:p>
+    <w:p>
+      <w:pPr>
         <w:pStyle w:val="Heading2"/>
         <w:spacing w:after="80" w:before="180"/>
       </w:pPr>
@@ -4696,7 +5054,7 @@
           <w:sz w:val="21"/>
           <w:szCs w:val="21"/>
         </w:rPr>
-        <w:t xml:space="preserve">2.  </w:t>
+        <w:t xml:space="preserve">3.  </w:t>
       </w:r>
       <w:r>
         <w:rPr>

--- a/lessons/7-3/downloads/7-3-notes-teacher.docx
+++ b/lessons/7-3/downloads/7-3-notes-teacher.docx
@@ -219,10 +219,12 @@
     <w:p>
       <w:pPr>
         <w:pStyle w:val="Heading1"/>
+        <w:keepNext/>
+        <w:keepLines/>
         <w:pBdr>
           <w:bottom w:val="single" w:color="1FA6A2" w:sz="14" w:space="6"/>
         </w:pBdr>
-        <w:spacing w:after="140" w:before="260"/>
+        <w:spacing w:after="140" w:before="300"/>
       </w:pPr>
       <w:r>
         <w:rPr>
@@ -1331,10 +1333,12 @@
     <w:p>
       <w:pPr>
         <w:pStyle w:val="Heading1"/>
+        <w:keepNext/>
+        <w:keepLines/>
         <w:pBdr>
           <w:bottom w:val="single" w:color="1FA6A2" w:sz="14" w:space="6"/>
         </w:pBdr>
-        <w:spacing w:after="140" w:before="260"/>
+        <w:spacing w:after="140" w:before="300"/>
       </w:pPr>
       <w:r>
         <w:rPr>
@@ -1430,7 +1434,8 @@
     </w:p>
     <w:p>
       <w:pPr>
-        <w:spacing w:after="120" w:before="80"/>
+        <w:keepLines/>
+        <w:spacing w:after="260" w:before="200"/>
       </w:pPr>
       <w:r>
         <w:rPr>
@@ -1447,56 +1452,41 @@
           <w:sz w:val="22"/>
           <w:szCs w:val="22"/>
         </w:rPr>
-        <w:t xml:space="preserve">The distance of an integer from zero is its ___ ___.</w:t>
-      </w:r>
-    </w:p>
-    <w:p>
-      <w:pPr>
-        <w:spacing w:after="120" w:before="80"/>
-      </w:pPr>
-      <w:r>
-        <w:rPr>
-          <w:b/>
-          <w:bCs/>
-          <w:color w:val="12355B"/>
+        <w:t xml:space="preserve">The distance of an integer from zero is its </w:t>
+      </w:r>
+      <w:r>
+        <w:rPr>
           <w:sz w:val="22"/>
           <w:szCs w:val="22"/>
         </w:rPr>
-        <w:t xml:space="preserve">2.  </w:t>
+        <w:t xml:space="preserve">________________</w:t>
       </w:r>
       <w:r>
         <w:rPr>
           <w:sz w:val="22"/>
           <w:szCs w:val="22"/>
         </w:rPr>
-        <w:t xml:space="preserve">A whole number or its opposite, like −2, 0, or 5, is an ___.</w:t>
-      </w:r>
-    </w:p>
-    <w:p>
-      <w:pPr>
-        <w:spacing w:after="120" w:before="80"/>
-      </w:pPr>
-      <w:r>
-        <w:rPr>
-          <w:b/>
-          <w:bCs/>
-          <w:color w:val="12355B"/>
+        <w:t xml:space="preserve"> </w:t>
+      </w:r>
+      <w:r>
+        <w:rPr>
           <w:sz w:val="22"/>
           <w:szCs w:val="22"/>
         </w:rPr>
-        <w:t xml:space="preserve">3.  </w:t>
+        <w:t xml:space="preserve">________________</w:t>
       </w:r>
       <w:r>
         <w:rPr>
           <w:sz w:val="22"/>
           <w:szCs w:val="22"/>
         </w:rPr>
-        <w:t xml:space="preserve">A number greater than zero is ___.</w:t>
-      </w:r>
-    </w:p>
-    <w:p>
-      <w:pPr>
-        <w:spacing w:after="120" w:before="80"/>
+        <w:t xml:space="preserve">.</w:t>
+      </w:r>
+    </w:p>
+    <w:p>
+      <w:pPr>
+        <w:keepLines/>
+        <w:spacing w:after="260" w:before="200"/>
       </w:pPr>
       <w:r>
         <w:rPr>
@@ -1506,41 +1496,34 @@
           <w:sz w:val="22"/>
           <w:szCs w:val="22"/>
         </w:rPr>
-        <w:t xml:space="preserve">4.  </w:t>
+        <w:t xml:space="preserve">2.  </w:t>
       </w:r>
       <w:r>
         <w:rPr>
           <w:sz w:val="22"/>
           <w:szCs w:val="22"/>
         </w:rPr>
-        <w:t xml:space="preserve">A number less than zero is ___.</w:t>
-      </w:r>
-    </w:p>
-    <w:p>
-      <w:pPr>
-        <w:spacing w:after="120" w:before="80"/>
-      </w:pPr>
-      <w:r>
-        <w:rPr>
-          <w:b/>
-          <w:bCs/>
-          <w:color w:val="12355B"/>
+        <w:t xml:space="preserve">A whole number or its opposite, like −2, 0, or 5, is an </w:t>
+      </w:r>
+      <w:r>
+        <w:rPr>
           <w:sz w:val="22"/>
           <w:szCs w:val="22"/>
         </w:rPr>
-        <w:t xml:space="preserve">5.  </w:t>
+        <w:t xml:space="preserve">________________</w:t>
       </w:r>
       <w:r>
         <w:rPr>
           <w:sz w:val="22"/>
           <w:szCs w:val="22"/>
         </w:rPr>
-        <w:t xml:space="preserve">The distance of a number from zero, always positive, is its ___.</w:t>
-      </w:r>
-    </w:p>
-    <w:p>
-      <w:pPr>
-        <w:spacing w:after="120" w:before="80"/>
+        <w:t xml:space="preserve">.</w:t>
+      </w:r>
+    </w:p>
+    <w:p>
+      <w:pPr>
+        <w:keepLines/>
+        <w:spacing w:after="260" w:before="200"/>
       </w:pPr>
       <w:r>
         <w:rPr>
@@ -1550,46 +1533,201 @@
           <w:sz w:val="22"/>
           <w:szCs w:val="22"/>
         </w:rPr>
-        <w:t xml:space="preserve">6.  </w:t>
+        <w:t xml:space="preserve">3.  </w:t>
       </w:r>
       <w:r>
         <w:rPr>
           <w:sz w:val="22"/>
           <w:szCs w:val="22"/>
         </w:rPr>
-        <w:t xml:space="preserve">Two numbers the same distance from zero but on different sides, like 4 and −4, are ___.</w:t>
-      </w:r>
-    </w:p>
-    <w:p>
-      <w:pPr>
-        <w:spacing w:after="120" w:before="80"/>
-      </w:pPr>
-      <w:r>
-        <w:rPr>
-          <w:b/>
-          <w:bCs/>
-          <w:color w:val="12355B"/>
+        <w:t xml:space="preserve">A number greater than zero is </w:t>
+      </w:r>
+      <w:r>
+        <w:rPr>
           <w:sz w:val="22"/>
           <w:szCs w:val="22"/>
         </w:rPr>
-        <w:t xml:space="preserve">7.  </w:t>
+        <w:t xml:space="preserve">________________</w:t>
       </w:r>
       <w:r>
         <w:rPr>
           <w:sz w:val="22"/>
           <w:szCs w:val="22"/>
         </w:rPr>
-        <w:t xml:space="preserve">Any number that can be written as a fraction is a ___ ___.</w:t>
+        <w:t xml:space="preserve">.</w:t>
+      </w:r>
+    </w:p>
+    <w:p>
+      <w:pPr>
+        <w:keepLines/>
+        <w:spacing w:after="260" w:before="200"/>
+      </w:pPr>
+      <w:r>
+        <w:rPr>
+          <w:b/>
+          <w:bCs/>
+          <w:color w:val="12355B"/>
+          <w:sz w:val="22"/>
+          <w:szCs w:val="22"/>
+        </w:rPr>
+        <w:t xml:space="preserve">4.  </w:t>
+      </w:r>
+      <w:r>
+        <w:rPr>
+          <w:sz w:val="22"/>
+          <w:szCs w:val="22"/>
+        </w:rPr>
+        <w:t xml:space="preserve">A number less than zero is </w:t>
+      </w:r>
+      <w:r>
+        <w:rPr>
+          <w:sz w:val="22"/>
+          <w:szCs w:val="22"/>
+        </w:rPr>
+        <w:t xml:space="preserve">________________</w:t>
+      </w:r>
+      <w:r>
+        <w:rPr>
+          <w:sz w:val="22"/>
+          <w:szCs w:val="22"/>
+        </w:rPr>
+        <w:t xml:space="preserve">.</w:t>
+      </w:r>
+    </w:p>
+    <w:p>
+      <w:pPr>
+        <w:keepLines/>
+        <w:spacing w:after="260" w:before="200"/>
+      </w:pPr>
+      <w:r>
+        <w:rPr>
+          <w:b/>
+          <w:bCs/>
+          <w:color w:val="12355B"/>
+          <w:sz w:val="22"/>
+          <w:szCs w:val="22"/>
+        </w:rPr>
+        <w:t xml:space="preserve">5.  </w:t>
+      </w:r>
+      <w:r>
+        <w:rPr>
+          <w:sz w:val="22"/>
+          <w:szCs w:val="22"/>
+        </w:rPr>
+        <w:t xml:space="preserve">The distance of a number from zero, always positive, is its </w:t>
+      </w:r>
+      <w:r>
+        <w:rPr>
+          <w:sz w:val="22"/>
+          <w:szCs w:val="22"/>
+        </w:rPr>
+        <w:t xml:space="preserve">________________</w:t>
+      </w:r>
+      <w:r>
+        <w:rPr>
+          <w:sz w:val="22"/>
+          <w:szCs w:val="22"/>
+        </w:rPr>
+        <w:t xml:space="preserve">.</w:t>
+      </w:r>
+    </w:p>
+    <w:p>
+      <w:pPr>
+        <w:keepLines/>
+        <w:spacing w:after="260" w:before="200"/>
+      </w:pPr>
+      <w:r>
+        <w:rPr>
+          <w:b/>
+          <w:bCs/>
+          <w:color w:val="12355B"/>
+          <w:sz w:val="22"/>
+          <w:szCs w:val="22"/>
+        </w:rPr>
+        <w:t xml:space="preserve">6.  </w:t>
+      </w:r>
+      <w:r>
+        <w:rPr>
+          <w:sz w:val="22"/>
+          <w:szCs w:val="22"/>
+        </w:rPr>
+        <w:t xml:space="preserve">Two numbers the same distance from zero but on different sides, like 4 and −4, are </w:t>
+      </w:r>
+      <w:r>
+        <w:rPr>
+          <w:sz w:val="22"/>
+          <w:szCs w:val="22"/>
+        </w:rPr>
+        <w:t xml:space="preserve">________________</w:t>
+      </w:r>
+      <w:r>
+        <w:rPr>
+          <w:sz w:val="22"/>
+          <w:szCs w:val="22"/>
+        </w:rPr>
+        <w:t xml:space="preserve">.</w:t>
+      </w:r>
+    </w:p>
+    <w:p>
+      <w:pPr>
+        <w:keepLines/>
+        <w:spacing w:after="260" w:before="200"/>
+      </w:pPr>
+      <w:r>
+        <w:rPr>
+          <w:b/>
+          <w:bCs/>
+          <w:color w:val="12355B"/>
+          <w:sz w:val="22"/>
+          <w:szCs w:val="22"/>
+        </w:rPr>
+        <w:t xml:space="preserve">7.  </w:t>
+      </w:r>
+      <w:r>
+        <w:rPr>
+          <w:sz w:val="22"/>
+          <w:szCs w:val="22"/>
+        </w:rPr>
+        <w:t xml:space="preserve">Any number that can be written as a fraction is a </w:t>
+      </w:r>
+      <w:r>
+        <w:rPr>
+          <w:sz w:val="22"/>
+          <w:szCs w:val="22"/>
+        </w:rPr>
+        <w:t xml:space="preserve">________________</w:t>
+      </w:r>
+      <w:r>
+        <w:rPr>
+          <w:sz w:val="22"/>
+          <w:szCs w:val="22"/>
+        </w:rPr>
+        <w:t xml:space="preserve"> </w:t>
+      </w:r>
+      <w:r>
+        <w:rPr>
+          <w:sz w:val="22"/>
+          <w:szCs w:val="22"/>
+        </w:rPr>
+        <w:t xml:space="preserve">________________</w:t>
+      </w:r>
+      <w:r>
+        <w:rPr>
+          <w:sz w:val="22"/>
+          <w:szCs w:val="22"/>
+        </w:rPr>
+        <w:t xml:space="preserve">.</w:t>
       </w:r>
     </w:p>
     <w:p>
       <w:pPr>
         <w:pStyle w:val="Heading1"/>
-        <w:pageBreakBefore/>
+        <w:keepNext/>
+        <w:keepLines/>
         <w:pBdr>
           <w:bottom w:val="single" w:color="1FA6A2" w:sz="14" w:space="6"/>
         </w:pBdr>
-        <w:spacing w:after="140" w:before="0"/>
+        <w:spacing w:after="140" w:before="300"/>
       </w:pPr>
       <w:r>
         <w:rPr>
@@ -2870,11 +3008,12 @@
     <w:p>
       <w:pPr>
         <w:pStyle w:val="Heading1"/>
-        <w:pageBreakBefore/>
+        <w:keepNext/>
+        <w:keepLines/>
         <w:pBdr>
           <w:bottom w:val="single" w:color="1FA6A2" w:sz="14" w:space="6"/>
         </w:pBdr>
-        <w:spacing w:after="140" w:before="0"/>
+        <w:spacing w:after="140" w:before="300"/>
       </w:pPr>
       <w:r>
         <w:rPr>
@@ -3229,11 +3368,12 @@
     <w:p>
       <w:pPr>
         <w:pStyle w:val="Heading1"/>
-        <w:pageBreakBefore/>
+        <w:keepNext/>
+        <w:keepLines/>
         <w:pBdr>
           <w:bottom w:val="single" w:color="1FA6A2" w:sz="14" w:space="6"/>
         </w:pBdr>
-        <w:spacing w:after="140" w:before="0"/>
+        <w:spacing w:after="140" w:before="300"/>
       </w:pPr>
       <w:r>
         <w:rPr>
@@ -4035,11 +4175,12 @@
     <w:p>
       <w:pPr>
         <w:pStyle w:val="Heading1"/>
-        <w:pageBreakBefore/>
+        <w:keepNext/>
+        <w:keepLines/>
         <w:pBdr>
           <w:bottom w:val="single" w:color="1FA6A2" w:sz="14" w:space="6"/>
         </w:pBdr>
-        <w:spacing w:after="140" w:before="0"/>
+        <w:spacing w:after="140" w:before="300"/>
       </w:pPr>
       <w:r>
         <w:rPr>
@@ -4538,11 +4679,12 @@
     <w:p>
       <w:pPr>
         <w:pStyle w:val="Heading1"/>
-        <w:pageBreakBefore/>
+        <w:keepNext/>
+        <w:keepLines/>
         <w:pBdr>
           <w:bottom w:val="single" w:color="1FA6A2" w:sz="14" w:space="6"/>
         </w:pBdr>
-        <w:spacing w:after="140" w:before="0"/>
+        <w:spacing w:after="140" w:before="300"/>
       </w:pPr>
       <w:r>
         <w:rPr>
@@ -4655,6 +4797,8 @@
     <w:p>
       <w:pPr>
         <w:pStyle w:val="Heading1"/>
+        <w:keepNext/>
+        <w:keepLines/>
         <w:pageBreakBefore/>
         <w:pBdr>
           <w:bottom w:val="single" w:color="1FA6A2" w:sz="14" w:space="6"/>

--- a/lessons/7-3/downloads/7-3-notes-teacher.docx
+++ b/lessons/7-3/downloads/7-3-notes-teacher.docx
@@ -1299,7 +1299,7 @@
                 <w:sz w:val="21"/>
                 <w:szCs w:val="21"/>
               </w:rPr>
-              <w:t xml:space="preserve">Any number that can be written as a fraction, including whole numbers, decimals, and negatives.</w:t>
+              <w:t xml:space="preserve">A number that can be written as a fraction of two integers, with a bottom number that is not zero.</w:t>
             </w:r>
           </w:p>
           <w:p>
@@ -1324,7 +1324,7 @@
                 <w:sz w:val="18"/>
                 <w:szCs w:val="18"/>
               </w:rPr>
-              <w:t xml:space="preserve">−2.5, 3/4, and −4 are all rational numbers</w:t>
+              <w:t xml:space="preserve">−1/2, 0 and 5/4 each sit at one exact point.</w:t>
             </w:r>
           </w:p>
         </w:tc>
@@ -1688,21 +1688,7 @@
           <w:sz w:val="22"/>
           <w:szCs w:val="22"/>
         </w:rPr>
-        <w:t xml:space="preserve">Any number that can be written as a fraction is a </w:t>
-      </w:r>
-      <w:r>
-        <w:rPr>
-          <w:sz w:val="22"/>
-          <w:szCs w:val="22"/>
-        </w:rPr>
-        <w:t xml:space="preserve">________________</w:t>
-      </w:r>
-      <w:r>
-        <w:rPr>
-          <w:sz w:val="22"/>
-          <w:szCs w:val="22"/>
-        </w:rPr>
-        <w:t xml:space="preserve"> </w:t>
+        <w:t xml:space="preserve">A number you can write as a fraction of two integers, with a bottom number that is not zero, is a </w:t>
       </w:r>
       <w:r>
         <w:rPr>
@@ -1738,47 +1724,6 @@
           <w:szCs w:val="30"/>
         </w:rPr>
         <w:t xml:space="preserve">Write About the Math</w:t>
-      </w:r>
-    </w:p>
-    <w:p>
-      <w:pPr>
-        <w:spacing w:after="100"/>
-      </w:pPr>
-      <w:r>
-        <w:rPr>
-          <w:i/>
-          <w:iCs/>
-          <w:color w:val="5F6F80"/>
-          <w:sz w:val="19"/>
-          <w:szCs w:val="19"/>
-        </w:rPr>
-        <w:t xml:space="preserve">Use the support level you need. Every level answers the same math question.</w:t>
-      </w:r>
-    </w:p>
-    <w:p>
-      <w:pPr>
-        <w:pStyle w:val="Heading2"/>
-        <w:spacing w:after="80" w:before="180"/>
-      </w:pPr>
-      <w:r>
-        <w:rPr>
-          <w:b/>
-          <w:bCs/>
-          <w:color w:val="12355B"/>
-          <w:sz w:val="24"/>
-          <w:szCs w:val="24"/>
-        </w:rPr>
-        <w:t xml:space="preserve">1. Understand the Question</w:t>
-      </w:r>
-      <w:r>
-        <w:rPr>
-          <w:i/>
-          <w:iCs/>
-          <w:color w:val="B97A12"/>
-          <w:sz w:val="19"/>
-          <w:szCs w:val="19"/>
-        </w:rPr>
-        <w:t xml:space="preserve">   compare</w:t>
       </w:r>
     </w:p>
     <w:tbl>
@@ -1819,344 +1764,6 @@
               </w:rPr>
               <w:t xml:space="preserve">How does absolute value help the rescue team compare the submarine and helicopter positions?</w:t>
             </w:r>
-          </w:p>
-          <w:p>
-            <w:pPr>
-              <w:spacing w:after="0"/>
-            </w:pPr>
-            <w:r>
-              <w:rPr>
-                <w:b/>
-                <w:bCs/>
-                <w:color w:val="12355B"/>
-                <w:sz w:val="20"/>
-                <w:szCs w:val="20"/>
-              </w:rPr>
-              <w:t xml:space="preserve">Your job:  </w:t>
-            </w:r>
-            <w:r>
-              <w:rPr>
-                <w:sz w:val="20"/>
-                <w:szCs w:val="20"/>
-              </w:rPr>
-              <w:t xml:space="preserve">Answer the question. Use math evidence. Explain how the evidence proves your answer.</w:t>
-            </w:r>
-            <w:r>
-              <w:rPr>
-                <w:i/>
-                <w:iCs/>
-                <w:color w:val="5F6F80"/>
-                <w:sz w:val="18"/>
-                <w:szCs w:val="18"/>
-              </w:rPr>
-              <w:br/>
-              <w:t xml:space="preserve">Responde la pregunta. Usa evidencia matemática. Explica cómo la evidencia demuestra tu respuesta.</w:t>
-            </w:r>
-          </w:p>
-        </w:tc>
-      </w:tr>
-    </w:tbl>
-    <w:p>
-      <w:pPr>
-        <w:pStyle w:val="Heading2"/>
-        <w:spacing w:after="80" w:before="180"/>
-      </w:pPr>
-      <w:r>
-        <w:rPr>
-          <w:b/>
-          <w:bCs/>
-          <w:color w:val="12355B"/>
-          <w:sz w:val="24"/>
-          <w:szCs w:val="24"/>
-        </w:rPr>
-        <w:t xml:space="preserve">2. Plan Your Math Words</w:t>
-      </w:r>
-      <w:r>
-        <w:rPr>
-          <w:i/>
-          <w:iCs/>
-          <w:color w:val="1FA6A2"/>
-          <w:sz w:val="19"/>
-          <w:szCs w:val="19"/>
-        </w:rPr>
-        <w:t xml:space="preserve">   check at least two</w:t>
-      </w:r>
-    </w:p>
-    <w:p>
-      <w:pPr>
-        <w:spacing w:after="60"/>
-      </w:pPr>
-      <w:r>
-        <w:rPr>
-          <w:b/>
-          <w:bCs/>
-          <w:color w:val="1FA6A2"/>
-          <w:sz w:val="22"/>
-          <w:szCs w:val="22"/>
-        </w:rPr>
-        <w:t xml:space="preserve">☐  </w:t>
-      </w:r>
-      <w:r>
-        <w:rPr>
-          <w:b/>
-          <w:bCs/>
-          <w:color w:val="12355B"/>
-          <w:sz w:val="20"/>
-          <w:szCs w:val="20"/>
-        </w:rPr>
-        <w:t xml:space="preserve">Integers and Absolute Value — </w:t>
-      </w:r>
-      <w:r>
-        <w:rPr>
-          <w:sz w:val="20"/>
-          <w:szCs w:val="20"/>
-        </w:rPr>
-        <w:t xml:space="preserve">Integers are whole numbers and their opposites; absolute value is their distance from zero.</w:t>
-      </w:r>
-      <w:r>
-        <w:rPr>
-          <w:i/>
-          <w:iCs/>
-          <w:color w:val="5F6F80"/>
-          <w:sz w:val="18"/>
-          <w:szCs w:val="18"/>
-        </w:rPr>
-        <w:br/>
-        <w:t xml:space="preserve">Enteros y valor absoluto — Los enteros son números enteros y sus opuestos; el valor absoluto es su distancia desde cero.</w:t>
-      </w:r>
-    </w:p>
-    <w:p>
-      <w:pPr>
-        <w:spacing w:after="60"/>
-      </w:pPr>
-      <w:r>
-        <w:rPr>
-          <w:b/>
-          <w:bCs/>
-          <w:color w:val="1FA6A2"/>
-          <w:sz w:val="22"/>
-          <w:szCs w:val="22"/>
-        </w:rPr>
-        <w:t xml:space="preserve">☐  </w:t>
-      </w:r>
-      <w:r>
-        <w:rPr>
-          <w:b/>
-          <w:bCs/>
-          <w:color w:val="12355B"/>
-          <w:sz w:val="20"/>
-          <w:szCs w:val="20"/>
-        </w:rPr>
-        <w:t xml:space="preserve">Integer — </w:t>
-      </w:r>
-      <w:r>
-        <w:rPr>
-          <w:sz w:val="20"/>
-          <w:szCs w:val="20"/>
-        </w:rPr>
-        <w:t xml:space="preserve">Whole numbers and their opposites, like -2, -1, 0, 1, 2.</w:t>
-      </w:r>
-      <w:r>
-        <w:rPr>
-          <w:i/>
-          <w:iCs/>
-          <w:color w:val="5F6F80"/>
-          <w:sz w:val="18"/>
-          <w:szCs w:val="18"/>
-        </w:rPr>
-        <w:br/>
-        <w:t xml:space="preserve">Número entero — Un número entero que puede ser positivo, negativo o cero.</w:t>
-      </w:r>
-    </w:p>
-    <w:p>
-      <w:pPr>
-        <w:spacing w:after="60"/>
-      </w:pPr>
-      <w:r>
-        <w:rPr>
-          <w:b/>
-          <w:bCs/>
-          <w:color w:val="1FA6A2"/>
-          <w:sz w:val="22"/>
-          <w:szCs w:val="22"/>
-        </w:rPr>
-        <w:t xml:space="preserve">☐  </w:t>
-      </w:r>
-      <w:r>
-        <w:rPr>
-          <w:b/>
-          <w:bCs/>
-          <w:color w:val="12355B"/>
-          <w:sz w:val="20"/>
-          <w:szCs w:val="20"/>
-        </w:rPr>
-        <w:t xml:space="preserve">Positive — </w:t>
-      </w:r>
-      <w:r>
-        <w:rPr>
-          <w:sz w:val="20"/>
-          <w:szCs w:val="20"/>
-        </w:rPr>
-        <w:t xml:space="preserve">A number bigger than zero, to the right of zero on a number line.</w:t>
-      </w:r>
-      <w:r>
-        <w:rPr>
-          <w:i/>
-          <w:iCs/>
-          <w:color w:val="5F6F80"/>
-          <w:sz w:val="18"/>
-          <w:szCs w:val="18"/>
-        </w:rPr>
-        <w:br/>
-        <w:t xml:space="preserve">Positivo — Un número mayor que cero, a la derecha del cero en la recta numérica.</w:t>
-      </w:r>
-    </w:p>
-    <w:p>
-      <w:pPr>
-        <w:spacing w:after="60"/>
-      </w:pPr>
-      <w:r>
-        <w:rPr>
-          <w:b/>
-          <w:bCs/>
-          <w:color w:val="1FA6A2"/>
-          <w:sz w:val="22"/>
-          <w:szCs w:val="22"/>
-        </w:rPr>
-        <w:t xml:space="preserve">☐  </w:t>
-      </w:r>
-      <w:r>
-        <w:rPr>
-          <w:b/>
-          <w:bCs/>
-          <w:color w:val="12355B"/>
-          <w:sz w:val="20"/>
-          <w:szCs w:val="20"/>
-        </w:rPr>
-        <w:t xml:space="preserve">Negative — </w:t>
-      </w:r>
-      <w:r>
-        <w:rPr>
-          <w:sz w:val="20"/>
-          <w:szCs w:val="20"/>
-        </w:rPr>
-        <w:t xml:space="preserve">A number smaller than zero, to the left of zero on a number line.</w:t>
-      </w:r>
-      <w:r>
-        <w:rPr>
-          <w:i/>
-          <w:iCs/>
-          <w:color w:val="5F6F80"/>
-          <w:sz w:val="18"/>
-          <w:szCs w:val="18"/>
-        </w:rPr>
-        <w:br/>
-        <w:t xml:space="preserve">Negativo — Un número menor que cero, a la izquierda del cero en la recta numérica.</w:t>
-      </w:r>
-    </w:p>
-    <w:p>
-      <w:pPr>
-        <w:spacing w:after="60"/>
-      </w:pPr>
-      <w:r>
-        <w:rPr>
-          <w:b/>
-          <w:bCs/>
-          <w:color w:val="1FA6A2"/>
-          <w:sz w:val="22"/>
-          <w:szCs w:val="22"/>
-        </w:rPr>
-        <w:t xml:space="preserve">☐  </w:t>
-      </w:r>
-      <w:r>
-        <w:rPr>
-          <w:b/>
-          <w:bCs/>
-          <w:color w:val="12355B"/>
-          <w:sz w:val="20"/>
-          <w:szCs w:val="20"/>
-        </w:rPr>
-        <w:t xml:space="preserve">Absolute value — </w:t>
-      </w:r>
-      <w:r>
-        <w:rPr>
-          <w:sz w:val="20"/>
-          <w:szCs w:val="20"/>
-        </w:rPr>
-        <w:t xml:space="preserve">How far a number is from zero. It is never negative.</w:t>
-      </w:r>
-      <w:r>
-        <w:rPr>
-          <w:i/>
-          <w:iCs/>
-          <w:color w:val="5F6F80"/>
-          <w:sz w:val="18"/>
-          <w:szCs w:val="18"/>
-        </w:rPr>
-        <w:br/>
-        <w:t xml:space="preserve">Valor absoluto — Qué tan lejos está un número de cero. Nunca es negativo.</w:t>
-      </w:r>
-    </w:p>
-    <w:tbl>
-      <w:tblPr>
-        <w:tblW w:type="pct" w:w="100%"/>
-        <w:tblBorders>
-          <w:top w:val="single" w:color="1FA6A2" w:sz="8"/>
-          <w:left w:val="single" w:color="1FA6A2" w:sz="8"/>
-          <w:bottom w:val="single" w:color="1FA6A2" w:sz="8"/>
-          <w:right w:val="single" w:color="1FA6A2" w:sz="8"/>
-          <w:insideH w:val="single" w:color="auto" w:sz="4"/>
-          <w:insideV w:val="single" w:color="auto" w:sz="4"/>
-        </w:tblBorders>
-      </w:tblPr>
-      <w:tblGrid>
-        <w:gridCol w:w="100"/>
-      </w:tblGrid>
-      <w:tr>
-        <w:tc>
-          <w:tcPr>
-            <w:shd w:fill="F7FFFD" w:color="auto" w:val="clear"/>
-            <w:tcMar>
-              <w:top w:type="dxa" w:w="120"/>
-              <w:left w:type="dxa" w:w="180"/>
-              <w:bottom w:type="dxa" w:w="120"/>
-              <w:right w:type="dxa" w:w="180"/>
-            </w:tcMar>
-          </w:tcPr>
-          <w:p>
-            <w:pPr>
-              <w:spacing w:after="50"/>
-            </w:pPr>
-            <w:r>
-              <w:rPr>
-                <w:b/>
-                <w:bCs/>
-                <w:color w:val="1FA6A2"/>
-                <w:sz w:val="20"/>
-                <w:szCs w:val="20"/>
-              </w:rPr>
-              <w:t xml:space="preserve">Say it first:  </w:t>
-            </w:r>
-            <w:r>
-              <w:rPr>
-                <w:sz w:val="20"/>
-                <w:szCs w:val="20"/>
-              </w:rPr>
-              <w:t xml:space="preserve">Say your idea to a partner or quietly to yourself before you write.</w:t>
-            </w:r>
-          </w:p>
-          <w:p>
-            <w:pPr>
-              <w:spacing w:after="60"/>
-            </w:pPr>
-            <w:r>
-              <w:rPr>
-                <w:color w:val="1A2733"/>
-                <w:sz w:val="21"/>
-                <w:szCs w:val="21"/>
-              </w:rPr>
-              <w:t xml:space="preserve">The submarine is at ___ meters, and its absolute value is ___ because ___. The helicopter is at ___ meters, and its absolute value is ___. Absolute value helps the rescue team because ___.</w:t>
-            </w:r>
             <w:r>
               <w:rPr>
                 <w:i/>
@@ -2166,7 +1773,7 @@
                 <w:szCs w:val="19"/>
               </w:rPr>
               <w:br/>
-              <w:t xml:space="preserve">Di tu respuesta primero: Mi respuesta es ___ porque ___.</w:t>
+              <w:t xml:space="preserve">¿Cómo ayuda el valor absoluto al equipo de rescate a comparar las posiciones del submarino y del helicóptero?</w:t>
             </w:r>
           </w:p>
         </w:tc>
@@ -2174,28 +1781,192 @@
     </w:tbl>
     <w:p>
       <w:pPr>
-        <w:pStyle w:val="Heading2"/>
-        <w:spacing w:after="80" w:before="180"/>
-      </w:pPr>
-      <w:r>
-        <w:rPr>
-          <w:b/>
-          <w:bCs/>
-          <w:color w:val="12355B"/>
-          <w:sz w:val="24"/>
-          <w:szCs w:val="24"/>
-        </w:rPr>
-        <w:t xml:space="preserve">3. Build Your Explanation</w:t>
-      </w:r>
+        <w:spacing w:after="100"/>
+      </w:pPr>
       <w:r>
         <w:rPr>
           <w:i/>
           <w:iCs/>
-          <w:color w:val="B97A12"/>
+          <w:color w:val="5F6F80"/>
           <w:sz w:val="19"/>
           <w:szCs w:val="19"/>
         </w:rPr>
-        <w:t xml:space="preserve">   choose your support</w:t>
+        <w:t xml:space="preserve">Say your answer to a partner first. Then write it, using at least two of these words:</w:t>
+      </w:r>
+    </w:p>
+    <w:p>
+      <w:pPr>
+        <w:spacing w:after="40"/>
+      </w:pPr>
+      <w:r>
+        <w:rPr>
+          <w:b/>
+          <w:bCs/>
+          <w:color w:val="1FA6A2"/>
+          <w:sz w:val="22"/>
+          <w:szCs w:val="22"/>
+        </w:rPr>
+        <w:t xml:space="preserve">☐  </w:t>
+      </w:r>
+      <w:r>
+        <w:rPr>
+          <w:b/>
+          <w:bCs/>
+          <w:color w:val="12355B"/>
+          <w:sz w:val="20"/>
+          <w:szCs w:val="20"/>
+        </w:rPr>
+        <w:t xml:space="preserve">Integer</w:t>
+      </w:r>
+      <w:r>
+        <w:rPr>
+          <w:i/>
+          <w:iCs/>
+          <w:color w:val="5F6F80"/>
+          <w:sz w:val="18"/>
+          <w:szCs w:val="18"/>
+        </w:rPr>
+        <w:t xml:space="preserve">  ·  Número entero</w:t>
+      </w:r>
+    </w:p>
+    <w:p>
+      <w:pPr>
+        <w:spacing w:after="40"/>
+      </w:pPr>
+      <w:r>
+        <w:rPr>
+          <w:b/>
+          <w:bCs/>
+          <w:color w:val="1FA6A2"/>
+          <w:sz w:val="22"/>
+          <w:szCs w:val="22"/>
+        </w:rPr>
+        <w:t xml:space="preserve">☐  </w:t>
+      </w:r>
+      <w:r>
+        <w:rPr>
+          <w:b/>
+          <w:bCs/>
+          <w:color w:val="12355B"/>
+          <w:sz w:val="20"/>
+          <w:szCs w:val="20"/>
+        </w:rPr>
+        <w:t xml:space="preserve">Positive</w:t>
+      </w:r>
+      <w:r>
+        <w:rPr>
+          <w:i/>
+          <w:iCs/>
+          <w:color w:val="5F6F80"/>
+          <w:sz w:val="18"/>
+          <w:szCs w:val="18"/>
+        </w:rPr>
+        <w:t xml:space="preserve">  ·  Positivo</w:t>
+      </w:r>
+    </w:p>
+    <w:p>
+      <w:pPr>
+        <w:spacing w:after="40"/>
+      </w:pPr>
+      <w:r>
+        <w:rPr>
+          <w:b/>
+          <w:bCs/>
+          <w:color w:val="1FA6A2"/>
+          <w:sz w:val="22"/>
+          <w:szCs w:val="22"/>
+        </w:rPr>
+        <w:t xml:space="preserve">☐  </w:t>
+      </w:r>
+      <w:r>
+        <w:rPr>
+          <w:b/>
+          <w:bCs/>
+          <w:color w:val="12355B"/>
+          <w:sz w:val="20"/>
+          <w:szCs w:val="20"/>
+        </w:rPr>
+        <w:t xml:space="preserve">Negative</w:t>
+      </w:r>
+      <w:r>
+        <w:rPr>
+          <w:i/>
+          <w:iCs/>
+          <w:color w:val="5F6F80"/>
+          <w:sz w:val="18"/>
+          <w:szCs w:val="18"/>
+        </w:rPr>
+        <w:t xml:space="preserve">  ·  Negativo</w:t>
+      </w:r>
+    </w:p>
+    <w:p>
+      <w:pPr>
+        <w:spacing w:after="40"/>
+      </w:pPr>
+      <w:r>
+        <w:rPr>
+          <w:b/>
+          <w:bCs/>
+          <w:color w:val="1FA6A2"/>
+          <w:sz w:val="22"/>
+          <w:szCs w:val="22"/>
+        </w:rPr>
+        <w:t xml:space="preserve">☐  </w:t>
+      </w:r>
+      <w:r>
+        <w:rPr>
+          <w:b/>
+          <w:bCs/>
+          <w:color w:val="12355B"/>
+          <w:sz w:val="20"/>
+          <w:szCs w:val="20"/>
+        </w:rPr>
+        <w:t xml:space="preserve">Absolute value</w:t>
+      </w:r>
+      <w:r>
+        <w:rPr>
+          <w:i/>
+          <w:iCs/>
+          <w:color w:val="5F6F80"/>
+          <w:sz w:val="18"/>
+          <w:szCs w:val="18"/>
+        </w:rPr>
+        <w:t xml:space="preserve">  ·  Valor absoluto</w:t>
+      </w:r>
+    </w:p>
+    <w:p>
+      <w:pPr>
+        <w:spacing w:after="40"/>
+      </w:pPr>
+      <w:r>
+        <w:rPr>
+          <w:b/>
+          <w:bCs/>
+          <w:color w:val="1FA6A2"/>
+          <w:sz w:val="22"/>
+          <w:szCs w:val="22"/>
+        </w:rPr>
+        <w:t xml:space="preserve">☐  </w:t>
+      </w:r>
+      <w:r>
+        <w:rPr>
+          <w:b/>
+          <w:bCs/>
+          <w:color w:val="12355B"/>
+          <w:sz w:val="20"/>
+          <w:szCs w:val="20"/>
+        </w:rPr>
+        <w:t xml:space="preserve">Opposite</w:t>
+      </w:r>
+      <w:r>
+        <w:rPr>
+          <w:i/>
+          <w:iCs/>
+          <w:color w:val="5F6F80"/>
+          <w:sz w:val="18"/>
+          <w:szCs w:val="18"/>
+        </w:rPr>
+        <w:t xml:space="preserve">  ·  Opuesto</w:t>
       </w:r>
     </w:p>
     <w:tbl>
@@ -2226,21 +1997,6 @@
           </w:tcPr>
           <w:p>
             <w:pPr>
-              <w:spacing w:after="50"/>
-            </w:pPr>
-            <w:r>
-              <w:rPr>
-                <w:i/>
-                <w:iCs/>
-                <w:color w:val="5F6F80"/>
-                <w:sz w:val="19"/>
-                <w:szCs w:val="19"/>
-              </w:rPr>
-              <w:t xml:space="preserve">This model shows the parts of an explanation. It does not answer your writing question.</w:t>
-            </w:r>
-          </w:p>
-          <w:p>
-            <w:pPr>
               <w:spacing w:after="80"/>
             </w:pPr>
             <w:r>
@@ -2251,58 +2007,14 @@
                 <w:sz w:val="19"/>
                 <w:szCs w:val="19"/>
               </w:rPr>
-              <w:t xml:space="preserve">Claim:  </w:t>
+              <w:t xml:space="preserve">Model:  </w:t>
             </w:r>
             <w:r>
               <w:rPr>
                 <w:sz w:val="19"/>
                 <w:szCs w:val="19"/>
               </w:rPr>
-              <w:t xml:space="preserve">-5 and 5 are the same distance from zero because ___.</w:t>
-            </w:r>
-          </w:p>
-          <w:p>
-            <w:pPr>
-              <w:spacing w:after="80"/>
-            </w:pPr>
-            <w:r>
-              <w:rPr>
-                <w:b/>
-                <w:bCs/>
-                <w:color w:val="12355B"/>
-                <w:sz w:val="19"/>
-                <w:szCs w:val="19"/>
-              </w:rPr>
-              <w:t xml:space="preserve">Evidence:  </w:t>
-            </w:r>
-            <w:r>
-              <w:rPr>
-                <w:sz w:val="19"/>
-                <w:szCs w:val="19"/>
-              </w:rPr>
-              <w:t xml:space="preserve">Student says both are 5 units from zero (same absolute value) but are opposites because of their signs.</w:t>
-            </w:r>
-          </w:p>
-          <w:p>
-            <w:pPr>
-              <w:spacing w:after="80"/>
-            </w:pPr>
-            <w:r>
-              <w:rPr>
-                <w:b/>
-                <w:bCs/>
-                <w:color w:val="12355B"/>
-                <w:sz w:val="19"/>
-                <w:szCs w:val="19"/>
-              </w:rPr>
-              <w:t xml:space="preserve">Reasoning:  </w:t>
-            </w:r>
-            <w:r>
-              <w:rPr>
-                <w:sz w:val="19"/>
-                <w:szCs w:val="19"/>
-              </w:rPr>
-              <w:t xml:space="preserve">This evidence connects the definition of absolute value to the mathematical claim.</w:t>
+              <w:t xml:space="preserve">-5 and 5 are the same distance from zero because ___. — Student says both are 5 units from zero (same absolute value) but are opposites because of their signs.</w:t>
             </w:r>
           </w:p>
         </w:tc>
@@ -2381,7 +2093,7 @@
           <w:sz w:val="21"/>
           <w:szCs w:val="21"/>
         </w:rPr>
-        <w:t xml:space="preserve">My answer is ___.</w:t>
+        <w:t xml:space="preserve">My answer is ___ because ___.</w:t>
       </w:r>
       <w:r>
         <w:rPr>
@@ -2392,7 +2104,7 @@
           <w:szCs w:val="19"/>
         </w:rPr>
         <w:br/>
-        <w:t xml:space="preserve">Mi respuesta es ___.</w:t>
+        <w:t xml:space="preserve">Mi respuesta es ___ porque ___.</w:t>
       </w:r>
     </w:p>
     <w:tbl>
@@ -2532,7 +2244,7 @@
           <w:sz w:val="21"/>
           <w:szCs w:val="21"/>
         </w:rPr>
-        <w:t xml:space="preserve">I know because ___.</w:t>
+        <w:t xml:space="preserve">My evidence is ___, so ___.</w:t>
       </w:r>
       <w:r>
         <w:rPr>
@@ -2543,31 +2255,7 @@
           <w:szCs w:val="19"/>
         </w:rPr>
         <w:br/>
-        <w:t xml:space="preserve">Lo sé porque ___.</w:t>
-      </w:r>
-    </w:p>
-    <w:p>
-      <w:pPr>
-        <w:spacing w:after="60"/>
-      </w:pPr>
-      <w:r>
-        <w:rPr>
-          <w:color w:val="1A2733"/>
-          <w:sz w:val="21"/>
-          <w:szCs w:val="21"/>
-        </w:rPr>
-        <w:t xml:space="preserve">So ___.</w:t>
-      </w:r>
-      <w:r>
-        <w:rPr>
-          <w:i/>
-          <w:iCs/>
-          <w:color w:val="5F6F80"/>
-          <w:sz w:val="19"/>
-          <w:szCs w:val="19"/>
-        </w:rPr>
-        <w:br/>
-        <w:t xml:space="preserve">Entonces ___.</w:t>
+        <w:t xml:space="preserve">Mi evidencia es ___, entonces ___.</w:t>
       </w:r>
     </w:p>
     <w:tbl>
@@ -2673,78 +2361,6 @@
         <w:t xml:space="preserve">Escribe una afirmación, da evidencia matemática y explica tu razonamiento.</w:t>
       </w:r>
     </w:p>
-    <w:p>
-      <w:pPr>
-        <w:spacing w:after="60"/>
-      </w:pPr>
-      <w:r>
-        <w:rPr>
-          <w:color w:val="1A2733"/>
-          <w:sz w:val="21"/>
-          <w:szCs w:val="21"/>
-        </w:rPr>
-        <w:t xml:space="preserve">My claim is ___.</w:t>
-      </w:r>
-      <w:r>
-        <w:rPr>
-          <w:i/>
-          <w:iCs/>
-          <w:color w:val="5F6F80"/>
-          <w:sz w:val="19"/>
-          <w:szCs w:val="19"/>
-        </w:rPr>
-        <w:br/>
-        <w:t xml:space="preserve">Mi afirmación es ___.</w:t>
-      </w:r>
-    </w:p>
-    <w:p>
-      <w:pPr>
-        <w:spacing w:after="60"/>
-      </w:pPr>
-      <w:r>
-        <w:rPr>
-          <w:color w:val="1A2733"/>
-          <w:sz w:val="21"/>
-          <w:szCs w:val="21"/>
-        </w:rPr>
-        <w:t xml:space="preserve">My math evidence is ___.</w:t>
-      </w:r>
-      <w:r>
-        <w:rPr>
-          <w:i/>
-          <w:iCs/>
-          <w:color w:val="5F6F80"/>
-          <w:sz w:val="19"/>
-          <w:szCs w:val="19"/>
-        </w:rPr>
-        <w:br/>
-        <w:t xml:space="preserve">Mi evidencia matemática es ___.</w:t>
-      </w:r>
-    </w:p>
-    <w:p>
-      <w:pPr>
-        <w:spacing w:after="60"/>
-      </w:pPr>
-      <w:r>
-        <w:rPr>
-          <w:color w:val="1A2733"/>
-          <w:sz w:val="21"/>
-          <w:szCs w:val="21"/>
-        </w:rPr>
-        <w:t xml:space="preserve">This proves ___ because ___.</w:t>
-      </w:r>
-      <w:r>
-        <w:rPr>
-          <w:i/>
-          <w:iCs/>
-          <w:color w:val="5F6F80"/>
-          <w:sz w:val="19"/>
-          <w:szCs w:val="19"/>
-        </w:rPr>
-        <w:br/>
-        <w:t xml:space="preserve">Esto demuestra ___ porque ___.</w:t>
-      </w:r>
-    </w:p>
     <w:tbl>
       <w:tblPr>
         <w:tblW w:type="pct" w:w="100%"/>
@@ -2827,7 +2443,7 @@
           <w:sz w:val="24"/>
           <w:szCs w:val="24"/>
         </w:rPr>
-        <w:t xml:space="preserve">4. Check Your Explanation</w:t>
+        <w:t xml:space="preserve">Check Your Explanation</w:t>
       </w:r>
       <w:r>
         <w:rPr>
@@ -2837,7 +2453,7 @@
           <w:sz w:val="19"/>
           <w:szCs w:val="19"/>
         </w:rPr>
-        <w:t xml:space="preserve">   five quick checks</w:t>
+        <w:t xml:space="preserve">   three quick checks</w:t>
       </w:r>
     </w:p>
     <w:p>
@@ -2861,17 +2477,6 @@
         </w:rPr>
         <w:t xml:space="preserve">I answered the question.</w:t>
       </w:r>
-      <w:r>
-        <w:rPr>
-          <w:i/>
-          <w:iCs/>
-          <w:color w:val="5F6F80"/>
-          <w:sz w:val="18"/>
-          <w:szCs w:val="18"/>
-        </w:rPr>
-        <w:br/>
-        <w:t xml:space="preserve">Respondí la pregunta.</w:t>
-      </w:r>
     </w:p>
     <w:p>
       <w:pPr>
@@ -2892,18 +2497,7 @@
           <w:sz w:val="20"/>
           <w:szCs w:val="20"/>
         </w:rPr>
-        <w:t xml:space="preserve">I used math evidence: numbers, an equation, a model, or a comparison.</w:t>
-      </w:r>
-      <w:r>
-        <w:rPr>
-          <w:i/>
-          <w:iCs/>
-          <w:color w:val="5F6F80"/>
-          <w:sz w:val="18"/>
-          <w:szCs w:val="18"/>
-        </w:rPr>
-        <w:br/>
-        <w:t xml:space="preserve">Usé evidencia matemática: números, una ecuación, un modelo o una comparación.</w:t>
+        <w:t xml:space="preserve">I used math evidence: numbers, an equation, or a model.</w:t>
       </w:r>
     </w:p>
     <w:p>
@@ -2925,84 +2519,7 @@
           <w:sz w:val="20"/>
           <w:szCs w:val="20"/>
         </w:rPr>
-        <w:t xml:space="preserve">I explained how the evidence proves my answer.</w:t>
-      </w:r>
-      <w:r>
-        <w:rPr>
-          <w:i/>
-          <w:iCs/>
-          <w:color w:val="5F6F80"/>
-          <w:sz w:val="18"/>
-          <w:szCs w:val="18"/>
-        </w:rPr>
-        <w:br/>
-        <w:t xml:space="preserve">Expliqué cómo la evidencia demuestra mi respuesta.</w:t>
-      </w:r>
-    </w:p>
-    <w:p>
-      <w:pPr>
-        <w:spacing w:after="80"/>
-      </w:pPr>
-      <w:r>
-        <w:rPr>
-          <w:b/>
-          <w:bCs/>
-          <w:color w:val="1FA6A2"/>
-          <w:sz w:val="22"/>
-          <w:szCs w:val="22"/>
-        </w:rPr>
-        <w:t xml:space="preserve">☐  </w:t>
-      </w:r>
-      <w:r>
-        <w:rPr>
-          <w:sz w:val="20"/>
-          <w:szCs w:val="20"/>
-        </w:rPr>
         <w:t xml:space="preserve">I used at least two math words.</w:t>
-      </w:r>
-      <w:r>
-        <w:rPr>
-          <w:i/>
-          <w:iCs/>
-          <w:color w:val="5F6F80"/>
-          <w:sz w:val="18"/>
-          <w:szCs w:val="18"/>
-        </w:rPr>
-        <w:br/>
-        <w:t xml:space="preserve">Usé por lo menos dos palabras matemáticas.</w:t>
-      </w:r>
-    </w:p>
-    <w:p>
-      <w:pPr>
-        <w:spacing w:after="80"/>
-      </w:pPr>
-      <w:r>
-        <w:rPr>
-          <w:b/>
-          <w:bCs/>
-          <w:color w:val="1FA6A2"/>
-          <w:sz w:val="22"/>
-          <w:szCs w:val="22"/>
-        </w:rPr>
-        <w:t xml:space="preserve">☐  </w:t>
-      </w:r>
-      <w:r>
-        <w:rPr>
-          <w:sz w:val="20"/>
-          <w:szCs w:val="20"/>
-        </w:rPr>
-        <w:t xml:space="preserve">I reread complete sentences and punctuation.</w:t>
-      </w:r>
-      <w:r>
-        <w:rPr>
-          <w:i/>
-          <w:iCs/>
-          <w:color w:val="5F6F80"/>
-          <w:sz w:val="18"/>
-          <w:szCs w:val="18"/>
-        </w:rPr>
-        <w:br/>
-        <w:t xml:space="preserve">Volví a leer mis oraciones completas y la puntuación.</w:t>
       </w:r>
     </w:p>
     <w:p>
@@ -3090,7 +2607,7 @@
                 <w:sz w:val="22"/>
                 <w:szCs w:val="22"/>
               </w:rPr>
-              <w:t xml:space="preserve">Treasure Map Elevation</w:t>
+              <w:t xml:space="preserve">Beaker Temperatures</w:t>
             </w:r>
           </w:p>
           <w:p>
@@ -3102,7 +2619,7 @@
                 <w:sz w:val="21"/>
                 <w:szCs w:val="21"/>
               </w:rPr>
-              <w:t xml:space="preserve">Captain Vega's treasure map has clues hidden at different elevations! Some treasures are buried underground (below sea level) and some are on mountaintops (above sea level). Sea level is marked as 0. A treasure chest is at -4 (4 meters below sea level) and a lookout tower is at +6 (6 meters above sea level). How far is each from sea level?</w:t>
+              <w:t xml:space="preserve">Claire is performing a science experiment with two liquids. The temperatures of the two liquids in Celsius are shown. She needs to use the beaker with the temperature that is closer to 0°C. Which beaker should Claire use?</w:t>
             </w:r>
           </w:p>
         </w:tc>
@@ -4522,32 +4039,6 @@
     </w:tbl>
     <w:p>
       <w:pPr>
-        <w:pStyle w:val="Heading2"/>
-        <w:spacing w:after="80" w:before="180"/>
-      </w:pPr>
-      <w:r>
-        <w:rPr>
-          <w:b/>
-          <w:bCs/>
-          <w:color w:val="12355B"/>
-          <w:sz w:val="24"/>
-          <w:szCs w:val="24"/>
-        </w:rPr>
-        <w:t xml:space="preserve">On Level</w:t>
-      </w:r>
-      <w:r>
-        <w:rPr>
-          <w:i/>
-          <w:iCs/>
-          <w:color w:val="12355B"/>
-          <w:sz w:val="19"/>
-          <w:szCs w:val="19"/>
-        </w:rPr>
-        <w:t xml:space="preserve">   grade-level practice</w:t>
-      </w:r>
-    </w:p>
-    <w:p>
-      <w:pPr>
         <w:keepNext/>
         <w:spacing w:after="60" w:before="160"/>
       </w:pPr>
@@ -4568,7 +4059,7 @@
           <w:sz w:val="21"/>
           <w:szCs w:val="21"/>
         </w:rPr>
-        <w:t xml:space="preserve">Which statement about absolute value is TRUE?</w:t>
+        <w:t xml:space="preserve">What is |−3/4|?</w:t>
       </w:r>
     </w:p>
     <w:p>
@@ -4581,7 +4072,7 @@
           <w:sz w:val="20"/>
           <w:szCs w:val="20"/>
         </w:rPr>
-        <w:t xml:space="preserve">A)  |-4| = |4| because both are 4 units from zero</w:t>
+        <w:t xml:space="preserve">A)  3/4</w:t>
       </w:r>
     </w:p>
     <w:p>
@@ -4594,7 +4085,7 @@
           <w:sz w:val="20"/>
           <w:szCs w:val="20"/>
         </w:rPr>
-        <w:t xml:space="preserve">B)  |-4| = -4 because the number is negative</w:t>
+        <w:t xml:space="preserve">B)  −3/4</w:t>
       </w:r>
     </w:p>
     <w:p>
@@ -4607,7 +4098,7 @@
           <w:sz w:val="20"/>
           <w:szCs w:val="20"/>
         </w:rPr>
-        <w:t xml:space="preserve">C)  |4| &gt; |-4| because positive is always bigger</w:t>
+        <w:t xml:space="preserve">C)  4/3</w:t>
       </w:r>
     </w:p>
     <w:p>
@@ -4620,7 +4111,7 @@
           <w:sz w:val="20"/>
           <w:szCs w:val="20"/>
         </w:rPr>
-        <w:t xml:space="preserve">D)  |-4| = 0 because negatives cancel out</w:t>
+        <w:t xml:space="preserve">D)  0</w:t>
       </w:r>
     </w:p>
     <w:p>
@@ -4678,6 +4169,292 @@
     </w:tbl>
     <w:p>
       <w:pPr>
+        <w:pStyle w:val="Heading2"/>
+        <w:spacing w:after="80" w:before="180"/>
+      </w:pPr>
+      <w:r>
+        <w:rPr>
+          <w:b/>
+          <w:bCs/>
+          <w:color w:val="12355B"/>
+          <w:sz w:val="24"/>
+          <w:szCs w:val="24"/>
+        </w:rPr>
+        <w:t xml:space="preserve">On Level</w:t>
+      </w:r>
+      <w:r>
+        <w:rPr>
+          <w:i/>
+          <w:iCs/>
+          <w:color w:val="12355B"/>
+          <w:sz w:val="19"/>
+          <w:szCs w:val="19"/>
+        </w:rPr>
+        <w:t xml:space="preserve">   grade-level practice</w:t>
+      </w:r>
+    </w:p>
+    <w:p>
+      <w:pPr>
+        <w:keepNext/>
+        <w:spacing w:after="60" w:before="160"/>
+      </w:pPr>
+      <w:r>
+        <w:rPr>
+          <w:b/>
+          <w:bCs/>
+          <w:color w:val="12355B"/>
+          <w:sz w:val="22"/>
+          <w:szCs w:val="22"/>
+        </w:rPr>
+        <w:t xml:space="preserve">4.  </w:t>
+      </w:r>
+      <w:r>
+        <w:rPr>
+          <w:b/>
+          <w:bCs/>
+          <w:sz w:val="21"/>
+          <w:szCs w:val="21"/>
+        </w:rPr>
+        <w:t xml:space="preserve">Which statement about absolute value is TRUE?</w:t>
+      </w:r>
+    </w:p>
+    <w:p>
+      <w:pPr>
+        <w:spacing w:after="40"/>
+        <w:ind w:left="420"/>
+      </w:pPr>
+      <w:r>
+        <w:rPr>
+          <w:sz w:val="20"/>
+          <w:szCs w:val="20"/>
+        </w:rPr>
+        <w:t xml:space="preserve">A)  |-4| = |4| because both are 4 units from zero</w:t>
+      </w:r>
+    </w:p>
+    <w:p>
+      <w:pPr>
+        <w:spacing w:after="40"/>
+        <w:ind w:left="420"/>
+      </w:pPr>
+      <w:r>
+        <w:rPr>
+          <w:sz w:val="20"/>
+          <w:szCs w:val="20"/>
+        </w:rPr>
+        <w:t xml:space="preserve">B)  |-4| = -4 because the number is negative</w:t>
+      </w:r>
+    </w:p>
+    <w:p>
+      <w:pPr>
+        <w:spacing w:after="40"/>
+        <w:ind w:left="420"/>
+      </w:pPr>
+      <w:r>
+        <w:rPr>
+          <w:sz w:val="20"/>
+          <w:szCs w:val="20"/>
+        </w:rPr>
+        <w:t xml:space="preserve">C)  |4| &gt; |-4| because positive is always bigger</w:t>
+      </w:r>
+    </w:p>
+    <w:p>
+      <w:pPr>
+        <w:spacing w:after="40"/>
+        <w:ind w:left="420"/>
+      </w:pPr>
+      <w:r>
+        <w:rPr>
+          <w:sz w:val="20"/>
+          <w:szCs w:val="20"/>
+        </w:rPr>
+        <w:t xml:space="preserve">D)  |-4| = 0 because negatives cancel out</w:t>
+      </w:r>
+    </w:p>
+    <w:p>
+      <w:pPr>
+        <w:spacing w:after="20"/>
+      </w:pPr>
+      <w:r>
+        <w:t xml:space="preserve"/>
+      </w:r>
+    </w:p>
+    <w:tbl>
+      <w:tblPr>
+        <w:tblW w:type="pct" w:w="100%"/>
+        <w:tblBorders>
+          <w:top w:val="single" w:color="C7D2DD" w:sz="6"/>
+          <w:left w:val="single" w:color="C7D2DD" w:sz="6"/>
+          <w:bottom w:val="single" w:color="C7D2DD" w:sz="6"/>
+          <w:right w:val="single" w:color="C7D2DD" w:sz="6"/>
+          <w:insideH w:val="single" w:color="auto" w:sz="4"/>
+          <w:insideV w:val="single" w:color="auto" w:sz="4"/>
+        </w:tblBorders>
+      </w:tblPr>
+      <w:tblGrid>
+        <w:gridCol w:w="100"/>
+      </w:tblGrid>
+      <w:tr>
+        <w:tc>
+          <w:tcPr>
+            <w:shd w:fill="FBF3E2" w:color="auto" w:val="clear"/>
+            <w:tcMar>
+              <w:top w:type="dxa" w:w="60"/>
+              <w:left w:type="dxa" w:w="120"/>
+              <w:bottom w:type="dxa" w:w="60"/>
+              <w:right w:type="dxa" w:w="120"/>
+            </w:tcMar>
+          </w:tcPr>
+          <w:p>
+            <w:pPr>
+              <w:spacing w:after="0" w:line="320"/>
+            </w:pPr>
+            <w:r>
+              <w:t xml:space="preserve"/>
+            </w:r>
+          </w:p>
+          <w:p>
+            <w:pPr>
+              <w:spacing w:after="0" w:line="320"/>
+            </w:pPr>
+            <w:r>
+              <w:t xml:space="preserve"/>
+            </w:r>
+          </w:p>
+        </w:tc>
+      </w:tr>
+    </w:tbl>
+    <w:p>
+      <w:pPr>
+        <w:keepNext/>
+        <w:spacing w:after="60" w:before="160"/>
+      </w:pPr>
+      <w:r>
+        <w:rPr>
+          <w:b/>
+          <w:bCs/>
+          <w:color w:val="12355B"/>
+          <w:sz w:val="22"/>
+          <w:szCs w:val="22"/>
+        </w:rPr>
+        <w:t xml:space="preserve">5.  </w:t>
+      </w:r>
+      <w:r>
+        <w:rPr>
+          <w:b/>
+          <w:bCs/>
+          <w:sz w:val="21"/>
+          <w:szCs w:val="21"/>
+        </w:rPr>
+        <w:t xml:space="preserve">Which number has the LEAST absolute value: −1.5, 0.75, −1/4, or 2?</w:t>
+      </w:r>
+    </w:p>
+    <w:p>
+      <w:pPr>
+        <w:spacing w:after="40"/>
+        <w:ind w:left="420"/>
+      </w:pPr>
+      <w:r>
+        <w:rPr>
+          <w:sz w:val="20"/>
+          <w:szCs w:val="20"/>
+        </w:rPr>
+        <w:t xml:space="preserve">A)  −1/4</w:t>
+      </w:r>
+    </w:p>
+    <w:p>
+      <w:pPr>
+        <w:spacing w:after="40"/>
+        <w:ind w:left="420"/>
+      </w:pPr>
+      <w:r>
+        <w:rPr>
+          <w:sz w:val="20"/>
+          <w:szCs w:val="20"/>
+        </w:rPr>
+        <w:t xml:space="preserve">B)  0.75</w:t>
+      </w:r>
+    </w:p>
+    <w:p>
+      <w:pPr>
+        <w:spacing w:after="40"/>
+        <w:ind w:left="420"/>
+      </w:pPr>
+      <w:r>
+        <w:rPr>
+          <w:sz w:val="20"/>
+          <w:szCs w:val="20"/>
+        </w:rPr>
+        <w:t xml:space="preserve">C)  −1.5</w:t>
+      </w:r>
+    </w:p>
+    <w:p>
+      <w:pPr>
+        <w:spacing w:after="40"/>
+        <w:ind w:left="420"/>
+      </w:pPr>
+      <w:r>
+        <w:rPr>
+          <w:sz w:val="20"/>
+          <w:szCs w:val="20"/>
+        </w:rPr>
+        <w:t xml:space="preserve">D)  2</w:t>
+      </w:r>
+    </w:p>
+    <w:p>
+      <w:pPr>
+        <w:spacing w:after="20"/>
+      </w:pPr>
+      <w:r>
+        <w:t xml:space="preserve"/>
+      </w:r>
+    </w:p>
+    <w:tbl>
+      <w:tblPr>
+        <w:tblW w:type="pct" w:w="100%"/>
+        <w:tblBorders>
+          <w:top w:val="single" w:color="C7D2DD" w:sz="6"/>
+          <w:left w:val="single" w:color="C7D2DD" w:sz="6"/>
+          <w:bottom w:val="single" w:color="C7D2DD" w:sz="6"/>
+          <w:right w:val="single" w:color="C7D2DD" w:sz="6"/>
+          <w:insideH w:val="single" w:color="auto" w:sz="4"/>
+          <w:insideV w:val="single" w:color="auto" w:sz="4"/>
+        </w:tblBorders>
+      </w:tblPr>
+      <w:tblGrid>
+        <w:gridCol w:w="100"/>
+      </w:tblGrid>
+      <w:tr>
+        <w:tc>
+          <w:tcPr>
+            <w:shd w:fill="FBF3E2" w:color="auto" w:val="clear"/>
+            <w:tcMar>
+              <w:top w:type="dxa" w:w="60"/>
+              <w:left w:type="dxa" w:w="120"/>
+              <w:bottom w:type="dxa" w:w="60"/>
+              <w:right w:type="dxa" w:w="120"/>
+            </w:tcMar>
+          </w:tcPr>
+          <w:p>
+            <w:pPr>
+              <w:spacing w:after="0" w:line="320"/>
+            </w:pPr>
+            <w:r>
+              <w:t xml:space="preserve"/>
+            </w:r>
+          </w:p>
+          <w:p>
+            <w:pPr>
+              <w:spacing w:after="0" w:line="320"/>
+            </w:pPr>
+            <w:r>
+              <w:t xml:space="preserve"/>
+            </w:r>
+          </w:p>
+        </w:tc>
+      </w:tr>
+    </w:tbl>
+    <w:p>
+      <w:pPr>
         <w:pStyle w:val="Heading1"/>
         <w:keepNext/>
         <w:keepLines/>
@@ -5173,22 +4950,6 @@
     </w:p>
     <w:p>
       <w:pPr>
-        <w:pStyle w:val="Heading2"/>
-        <w:spacing w:after="80" w:before="180"/>
-      </w:pPr>
-      <w:r>
-        <w:rPr>
-          <w:b/>
-          <w:bCs/>
-          <w:color w:val="12355B"/>
-          <w:sz w:val="24"/>
-          <w:szCs w:val="24"/>
-        </w:rPr>
-        <w:t xml:space="preserve">On Level</w:t>
-      </w:r>
-    </w:p>
-    <w:p>
-      <w:pPr>
         <w:spacing w:after="80"/>
       </w:pPr>
       <w:r>
@@ -5205,7 +4966,7 @@
           <w:sz w:val="21"/>
           <w:szCs w:val="21"/>
         </w:rPr>
-        <w:t xml:space="preserve">A)  |-4| = |4| because both are 4 units from zero</w:t>
+        <w:t xml:space="preserve">A)  3/4</w:t>
       </w:r>
       <w:r>
         <w:rPr>
@@ -5215,7 +4976,7 @@
           <w:sz w:val="19"/>
           <w:szCs w:val="19"/>
         </w:rPr>
-        <w:t xml:space="preserve">  — Absolute value measures distance from zero. Both -4 and 4 are 4 units from zero, so |-4| = |4| = 4.</w:t>
+        <w:t xml:space="preserve">  — |−3/4| = 3/4. Absolute value is distance from zero, and −3/4 sits 3/4 of a unit from 0 — fractions work exactly like integers here.</w:t>
       </w:r>
     </w:p>
     <w:p>
@@ -5231,7 +4992,7 @@
           <w:sz w:val="24"/>
           <w:szCs w:val="24"/>
         </w:rPr>
-        <w:t xml:space="preserve">Exit Ticket</w:t>
+        <w:t xml:space="preserve">On Level</w:t>
       </w:r>
     </w:p>
     <w:p>
@@ -5240,10 +5001,19 @@
       </w:pPr>
       <w:r>
         <w:rPr>
-          <w:sz w:val="21"/>
-          <w:szCs w:val="21"/>
-        </w:rPr>
-        <w:t xml:space="preserve">B)  -8</w:t>
+          <w:b/>
+          <w:bCs/>
+          <w:sz w:val="21"/>
+          <w:szCs w:val="21"/>
+        </w:rPr>
+        <w:t xml:space="preserve">4.  </w:t>
+      </w:r>
+      <w:r>
+        <w:rPr>
+          <w:sz w:val="21"/>
+          <w:szCs w:val="21"/>
+        </w:rPr>
+        <w:t xml:space="preserve">A)  |-4| = |4| because both are 4 units from zero</w:t>
       </w:r>
       <w:r>
         <w:rPr>
@@ -5253,29 +5023,29 @@
           <w:sz w:val="19"/>
           <w:szCs w:val="19"/>
         </w:rPr>
-        <w:t xml:space="preserve">  — To the left of zero means negative. The integer -8 has an absolute value of 8 because it is 8 units from zero.</w:t>
-      </w:r>
-    </w:p>
-    <w:p>
-      <w:pPr>
-        <w:pStyle w:val="Heading2"/>
-        <w:spacing w:after="80" w:before="180"/>
-      </w:pPr>
-      <w:r>
-        <w:rPr>
-          <w:b/>
-          <w:bCs/>
-          <w:color w:val="12355B"/>
-          <w:sz w:val="24"/>
-          <w:szCs w:val="24"/>
-        </w:rPr>
-        <w:t xml:space="preserve">Math Writing Criteria</w:t>
-      </w:r>
-    </w:p>
-    <w:p>
-      <w:pPr>
-        <w:spacing w:after="100"/>
-      </w:pPr>
+        <w:t xml:space="preserve">  — Absolute value measures distance from zero. Both -4 and 4 are 4 units from zero, so |-4| = |4| = 4.</w:t>
+      </w:r>
+    </w:p>
+    <w:p>
+      <w:pPr>
+        <w:spacing w:after="80"/>
+      </w:pPr>
+      <w:r>
+        <w:rPr>
+          <w:b/>
+          <w:bCs/>
+          <w:sz w:val="21"/>
+          <w:szCs w:val="21"/>
+        </w:rPr>
+        <w:t xml:space="preserve">5.  </w:t>
+      </w:r>
+      <w:r>
+        <w:rPr>
+          <w:sz w:val="21"/>
+          <w:szCs w:val="21"/>
+        </w:rPr>
+        <w:t xml:space="preserve">A)  −1/4</w:t>
+      </w:r>
       <w:r>
         <w:rPr>
           <w:i/>
@@ -5284,6 +5054,75 @@
           <w:sz w:val="19"/>
           <w:szCs w:val="19"/>
         </w:rPr>
+        <w:t xml:space="preserve">  — |−1/4| = 0.25, |0.75| = 0.75, |−1.5| = 1.5, |2| = 2. The number CLOSEST to zero — regardless of sign — is −1/4.</w:t>
+      </w:r>
+    </w:p>
+    <w:p>
+      <w:pPr>
+        <w:pStyle w:val="Heading2"/>
+        <w:spacing w:after="80" w:before="180"/>
+      </w:pPr>
+      <w:r>
+        <w:rPr>
+          <w:b/>
+          <w:bCs/>
+          <w:color w:val="12355B"/>
+          <w:sz w:val="24"/>
+          <w:szCs w:val="24"/>
+        </w:rPr>
+        <w:t xml:space="preserve">Exit Ticket</w:t>
+      </w:r>
+    </w:p>
+    <w:p>
+      <w:pPr>
+        <w:spacing w:after="80"/>
+      </w:pPr>
+      <w:r>
+        <w:rPr>
+          <w:sz w:val="21"/>
+          <w:szCs w:val="21"/>
+        </w:rPr>
+        <w:t xml:space="preserve">B)  -8</w:t>
+      </w:r>
+      <w:r>
+        <w:rPr>
+          <w:i/>
+          <w:iCs/>
+          <w:color w:val="5F6F80"/>
+          <w:sz w:val="19"/>
+          <w:szCs w:val="19"/>
+        </w:rPr>
+        <w:t xml:space="preserve">  — To the left of zero means negative. The integer -8 has an absolute value of 8 because it is 8 units from zero.</w:t>
+      </w:r>
+    </w:p>
+    <w:p>
+      <w:pPr>
+        <w:pStyle w:val="Heading2"/>
+        <w:spacing w:after="80" w:before="180"/>
+      </w:pPr>
+      <w:r>
+        <w:rPr>
+          <w:b/>
+          <w:bCs/>
+          <w:color w:val="12355B"/>
+          <w:sz w:val="24"/>
+          <w:szCs w:val="24"/>
+        </w:rPr>
+        <w:t xml:space="preserve">Math Writing Criteria</w:t>
+      </w:r>
+    </w:p>
+    <w:p>
+      <w:pPr>
+        <w:spacing w:after="100"/>
+      </w:pPr>
+      <w:r>
+        <w:rPr>
+          <w:i/>
+          <w:iCs/>
+          <w:color w:val="5F6F80"/>
+          <w:sz w:val="19"/>
+          <w:szCs w:val="19"/>
+        </w:rPr>
         <w:t xml:space="preserve">The support level changes the amount of language scaffolding, not the mathematical expectation.</w:t>
       </w:r>
     </w:p>
@@ -5296,7 +5135,7 @@
           <w:sz w:val="20"/>
           <w:szCs w:val="20"/>
         </w:rPr>
-        <w:t xml:space="preserve">☐  I answered the question.</w:t>
+        <w:t xml:space="preserve">☐  The answer to the math question is correct.</w:t>
       </w:r>
     </w:p>
     <w:p>
@@ -5308,7 +5147,7 @@
           <w:sz w:val="20"/>
           <w:szCs w:val="20"/>
         </w:rPr>
-        <w:t xml:space="preserve">☐  I used math evidence: numbers, an equation, a model, or a comparison.</w:t>
+        <w:t xml:space="preserve">☐  The evidence is real lesson mathematics (numbers, equation, or model), not restated claim.</w:t>
       </w:r>
     </w:p>
     <w:p>
@@ -5320,31 +5159,7 @@
           <w:sz w:val="20"/>
           <w:szCs w:val="20"/>
         </w:rPr>
-        <w:t xml:space="preserve">☐  I explained how the evidence proves my answer.</w:t>
-      </w:r>
-    </w:p>
-    <w:p>
-      <w:pPr>
-        <w:spacing w:after="80"/>
-      </w:pPr>
-      <w:r>
-        <w:rPr>
-          <w:sz w:val="20"/>
-          <w:szCs w:val="20"/>
-        </w:rPr>
-        <w:t xml:space="preserve">☐  I used at least two math words.</w:t>
-      </w:r>
-    </w:p>
-    <w:p>
-      <w:pPr>
-        <w:spacing w:after="80"/>
-      </w:pPr>
-      <w:r>
-        <w:rPr>
-          <w:sz w:val="20"/>
-          <w:szCs w:val="20"/>
-        </w:rPr>
-        <w:t xml:space="preserve">☐  I reread complete sentences and punctuation.</w:t>
+        <w:t xml:space="preserve">☐  The support level changed the language scaffolding, never the mathematical expectation.</w:t>
       </w:r>
     </w:p>
     <w:sectPr>
